--- a/AWS-NOTES/Load Balancing in AWS-II.docx
+++ b/AWS-NOTES/Load Balancing in AWS-II.docx
@@ -188,6 +188,7 @@
           <w:ilvl w:val="0"/>
           <w:numId w:val="6"/>
         </w:numPr>
+        <w:ind w:left="720"/>
         <w:rPr>
           <w:sz w:val="20"/>
           <w:szCs w:val="20"/>
@@ -217,6 +218,7 @@
           <w:ilvl w:val="0"/>
           <w:numId w:val="6"/>
         </w:numPr>
+        <w:ind w:left="720"/>
         <w:rPr>
           <w:sz w:val="20"/>
           <w:szCs w:val="20"/>
@@ -246,6 +248,7 @@
           <w:ilvl w:val="0"/>
           <w:numId w:val="6"/>
         </w:numPr>
+        <w:ind w:left="720"/>
         <w:rPr>
           <w:sz w:val="20"/>
           <w:szCs w:val="20"/>
@@ -275,6 +278,7 @@
           <w:ilvl w:val="0"/>
           <w:numId w:val="6"/>
         </w:numPr>
+        <w:ind w:left="720"/>
         <w:rPr>
           <w:sz w:val="20"/>
           <w:szCs w:val="20"/>
@@ -294,12 +298,29 @@
           <w:sz w:val="20"/>
           <w:szCs w:val="20"/>
         </w:rPr>
-        <w:t xml:space="preserve"> – ECS tasks using the awsvpc network mode</w:t>
+        <w:t xml:space="preserve"> – ECS tasks using the </w:t>
+      </w:r>
+      <w:proofErr w:type="spellStart"/>
+      <w:r>
+        <w:rPr>
+          <w:sz w:val="20"/>
+          <w:szCs w:val="20"/>
+        </w:rPr>
+        <w:t>awsvpc</w:t>
+      </w:r>
+      <w:proofErr w:type="spellEnd"/>
+      <w:r>
+        <w:rPr>
+          <w:sz w:val="20"/>
+          <w:szCs w:val="20"/>
+        </w:rPr>
+        <w:t xml:space="preserve"> network mode</w:t>
       </w:r>
     </w:p>
     <w:p>
       <w:pPr>
         <w:pStyle w:val="ListParagraph"/>
+        <w:ind w:left="1440"/>
         <w:rPr>
           <w:sz w:val="20"/>
           <w:szCs w:val="20"/>
@@ -350,14 +371,32 @@
           <w:sz w:val="20"/>
           <w:szCs w:val="20"/>
         </w:rPr>
-        <w:t xml:space="preserve">Target Type </w:t>
-      </w:r>
-      <w:r>
-        <w:rPr>
-          <w:sz w:val="20"/>
-          <w:szCs w:val="20"/>
-        </w:rPr>
-        <w:t>:-  Defines how targets are registered.</w:t>
+        <w:t xml:space="preserve">Target </w:t>
+      </w:r>
+      <w:proofErr w:type="gramStart"/>
+      <w:r>
+        <w:rPr>
+          <w:b/>
+          <w:bCs/>
+          <w:sz w:val="20"/>
+          <w:szCs w:val="20"/>
+        </w:rPr>
+        <w:t xml:space="preserve">Type </w:t>
+      </w:r>
+      <w:r>
+        <w:rPr>
+          <w:sz w:val="20"/>
+          <w:szCs w:val="20"/>
+        </w:rPr>
+        <w:t>:</w:t>
+      </w:r>
+      <w:proofErr w:type="gramEnd"/>
+      <w:r>
+        <w:rPr>
+          <w:sz w:val="20"/>
+          <w:szCs w:val="20"/>
+        </w:rPr>
+        <w:t>-  Defines how targets are registered.</w:t>
       </w:r>
     </w:p>
     <w:p>
@@ -375,14 +414,25 @@
           <w:szCs w:val="20"/>
         </w:rPr>
       </w:pPr>
-      <w:r>
-        <w:rPr>
-          <w:b/>
-          <w:bCs/>
-          <w:sz w:val="20"/>
-          <w:szCs w:val="20"/>
-        </w:rPr>
-        <w:t xml:space="preserve">Protocol :-  </w:t>
+      <w:proofErr w:type="gramStart"/>
+      <w:r>
+        <w:rPr>
+          <w:b/>
+          <w:bCs/>
+          <w:sz w:val="20"/>
+          <w:szCs w:val="20"/>
+        </w:rPr>
+        <w:t>Protocol :</w:t>
+      </w:r>
+      <w:proofErr w:type="gramEnd"/>
+      <w:r>
+        <w:rPr>
+          <w:b/>
+          <w:bCs/>
+          <w:sz w:val="20"/>
+          <w:szCs w:val="20"/>
+        </w:rPr>
+        <w:t xml:space="preserve">-  </w:t>
       </w:r>
       <w:r>
         <w:rPr>
@@ -409,14 +459,25 @@
           <w:szCs w:val="20"/>
         </w:rPr>
       </w:pPr>
-      <w:r>
-        <w:rPr>
-          <w:b/>
-          <w:bCs/>
-          <w:sz w:val="20"/>
-          <w:szCs w:val="20"/>
-        </w:rPr>
-        <w:t xml:space="preserve">Port :- </w:t>
+      <w:proofErr w:type="gramStart"/>
+      <w:r>
+        <w:rPr>
+          <w:b/>
+          <w:bCs/>
+          <w:sz w:val="20"/>
+          <w:szCs w:val="20"/>
+        </w:rPr>
+        <w:t>Port :</w:t>
+      </w:r>
+      <w:proofErr w:type="gramEnd"/>
+      <w:r>
+        <w:rPr>
+          <w:b/>
+          <w:bCs/>
+          <w:sz w:val="20"/>
+          <w:szCs w:val="20"/>
+        </w:rPr>
+        <w:t xml:space="preserve">- </w:t>
       </w:r>
       <w:r>
         <w:rPr>
@@ -448,7 +509,27 @@
           <w:sz w:val="20"/>
           <w:szCs w:val="20"/>
         </w:rPr>
-        <w:t xml:space="preserve">Health Check Configuration :- </w:t>
+        <w:t xml:space="preserve">Health Check </w:t>
+      </w:r>
+      <w:proofErr w:type="gramStart"/>
+      <w:r>
+        <w:rPr>
+          <w:b/>
+          <w:bCs/>
+          <w:sz w:val="20"/>
+          <w:szCs w:val="20"/>
+        </w:rPr>
+        <w:t>Configuration :</w:t>
+      </w:r>
+      <w:proofErr w:type="gramEnd"/>
+      <w:r>
+        <w:rPr>
+          <w:b/>
+          <w:bCs/>
+          <w:sz w:val="20"/>
+          <w:szCs w:val="20"/>
+        </w:rPr>
+        <w:t xml:space="preserve">- </w:t>
       </w:r>
       <w:r>
         <w:rPr>
@@ -1082,16 +1163,36 @@
           <w:sz w:val="20"/>
           <w:szCs w:val="20"/>
         </w:rPr>
-        <w:t>Traffic Routing</w:t>
-      </w:r>
-      <w:r>
-        <w:rPr>
-          <w:b/>
-          <w:bCs/>
-          <w:sz w:val="20"/>
-          <w:szCs w:val="20"/>
-        </w:rPr>
-        <w:t xml:space="preserve"> :- </w:t>
+        <w:t xml:space="preserve">Traffic </w:t>
+      </w:r>
+      <w:proofErr w:type="gramStart"/>
+      <w:r>
+        <w:rPr>
+          <w:b/>
+          <w:bCs/>
+          <w:sz w:val="20"/>
+          <w:szCs w:val="20"/>
+        </w:rPr>
+        <w:t>Routing</w:t>
+      </w:r>
+      <w:r>
+        <w:rPr>
+          <w:b/>
+          <w:bCs/>
+          <w:sz w:val="20"/>
+          <w:szCs w:val="20"/>
+        </w:rPr>
+        <w:t xml:space="preserve"> :</w:t>
+      </w:r>
+      <w:proofErr w:type="gramEnd"/>
+      <w:r>
+        <w:rPr>
+          <w:b/>
+          <w:bCs/>
+          <w:sz w:val="20"/>
+          <w:szCs w:val="20"/>
+        </w:rPr>
+        <w:t xml:space="preserve">- </w:t>
       </w:r>
       <w:r>
         <w:rPr>
@@ -1120,16 +1221,36 @@
           <w:sz w:val="20"/>
           <w:szCs w:val="20"/>
         </w:rPr>
-        <w:t>Supports Multiple Protocols</w:t>
-      </w:r>
-      <w:r>
-        <w:rPr>
-          <w:b/>
-          <w:bCs/>
-          <w:sz w:val="20"/>
-          <w:szCs w:val="20"/>
-        </w:rPr>
-        <w:t xml:space="preserve">:- </w:t>
+        <w:t xml:space="preserve">Supports Multiple </w:t>
+      </w:r>
+      <w:proofErr w:type="gramStart"/>
+      <w:r>
+        <w:rPr>
+          <w:b/>
+          <w:bCs/>
+          <w:sz w:val="20"/>
+          <w:szCs w:val="20"/>
+        </w:rPr>
+        <w:t>Protocols</w:t>
+      </w:r>
+      <w:r>
+        <w:rPr>
+          <w:b/>
+          <w:bCs/>
+          <w:sz w:val="20"/>
+          <w:szCs w:val="20"/>
+        </w:rPr>
+        <w:t>:-</w:t>
+      </w:r>
+      <w:proofErr w:type="gramEnd"/>
+      <w:r>
+        <w:rPr>
+          <w:b/>
+          <w:bCs/>
+          <w:sz w:val="20"/>
+          <w:szCs w:val="20"/>
+        </w:rPr>
+        <w:t xml:space="preserve"> </w:t>
       </w:r>
       <w:r>
         <w:rPr>
@@ -1174,8 +1295,9 @@
           <w:sz w:val="20"/>
           <w:szCs w:val="20"/>
         </w:rPr>
-        <w:t>(ALB)</w:t>
-      </w:r>
+        <w:t>(ALB</w:t>
+      </w:r>
+      <w:proofErr w:type="gramStart"/>
       <w:r>
         <w:rPr>
           <w:i/>
@@ -1183,14 +1305,40 @@
           <w:sz w:val="20"/>
           <w:szCs w:val="20"/>
         </w:rPr>
-        <w:t xml:space="preserve"> :- </w:t>
-      </w:r>
-      <w:r>
-        <w:rPr>
-          <w:sz w:val="20"/>
-          <w:szCs w:val="20"/>
-        </w:rPr>
-        <w:t>Enables host-based or path-based routing (e.g., /api/*, blog.example.com).</w:t>
+        <w:t>) :</w:t>
+      </w:r>
+      <w:proofErr w:type="gramEnd"/>
+      <w:r>
+        <w:rPr>
+          <w:i/>
+          <w:iCs/>
+          <w:sz w:val="20"/>
+          <w:szCs w:val="20"/>
+        </w:rPr>
+        <w:t xml:space="preserve">- </w:t>
+      </w:r>
+      <w:r>
+        <w:rPr>
+          <w:sz w:val="20"/>
+          <w:szCs w:val="20"/>
+        </w:rPr>
+        <w:t>Enables host-based or path-based routing (e.g., /</w:t>
+      </w:r>
+      <w:proofErr w:type="spellStart"/>
+      <w:r>
+        <w:rPr>
+          <w:sz w:val="20"/>
+          <w:szCs w:val="20"/>
+        </w:rPr>
+        <w:t>api</w:t>
+      </w:r>
+      <w:proofErr w:type="spellEnd"/>
+      <w:r>
+        <w:rPr>
+          <w:sz w:val="20"/>
+          <w:szCs w:val="20"/>
+        </w:rPr>
+        <w:t>/*, blog.example.com).</w:t>
       </w:r>
     </w:p>
     <w:p>
@@ -1228,8 +1376,9 @@
           <w:sz w:val="20"/>
           <w:szCs w:val="20"/>
         </w:rPr>
-        <w:t>(HTTPS Listeners)</w:t>
-      </w:r>
+        <w:t>(HTTPS Listeners</w:t>
+      </w:r>
+      <w:proofErr w:type="gramStart"/>
       <w:r>
         <w:rPr>
           <w:i/>
@@ -1237,7 +1386,17 @@
           <w:sz w:val="20"/>
           <w:szCs w:val="20"/>
         </w:rPr>
-        <w:t xml:space="preserve"> :-</w:t>
+        <w:t>) :</w:t>
+      </w:r>
+      <w:proofErr w:type="gramEnd"/>
+      <w:r>
+        <w:rPr>
+          <w:i/>
+          <w:iCs/>
+          <w:sz w:val="20"/>
+          <w:szCs w:val="20"/>
+        </w:rPr>
+        <w:t>-</w:t>
       </w:r>
       <w:r>
         <w:rPr>
@@ -1291,8 +1450,9 @@
           <w:sz w:val="20"/>
           <w:szCs w:val="20"/>
         </w:rPr>
-        <w:t>(ALB)</w:t>
-      </w:r>
+        <w:t>(ALB</w:t>
+      </w:r>
+      <w:proofErr w:type="gramStart"/>
       <w:r>
         <w:rPr>
           <w:i/>
@@ -1300,7 +1460,17 @@
           <w:sz w:val="20"/>
           <w:szCs w:val="20"/>
         </w:rPr>
-        <w:t xml:space="preserve"> :-</w:t>
+        <w:t>) :</w:t>
+      </w:r>
+      <w:proofErr w:type="gramEnd"/>
+      <w:r>
+        <w:rPr>
+          <w:i/>
+          <w:iCs/>
+          <w:sz w:val="20"/>
+          <w:szCs w:val="20"/>
+        </w:rPr>
+        <w:t>-</w:t>
       </w:r>
       <w:r>
         <w:rPr>
@@ -1338,16 +1508,36 @@
           <w:sz w:val="20"/>
           <w:szCs w:val="20"/>
         </w:rPr>
-        <w:t>Custom Actions</w:t>
-      </w:r>
-      <w:r>
-        <w:rPr>
-          <w:b/>
-          <w:bCs/>
-          <w:sz w:val="20"/>
-          <w:szCs w:val="20"/>
-        </w:rPr>
-        <w:t xml:space="preserve"> :- </w:t>
+        <w:t xml:space="preserve">Custom </w:t>
+      </w:r>
+      <w:proofErr w:type="gramStart"/>
+      <w:r>
+        <w:rPr>
+          <w:b/>
+          <w:bCs/>
+          <w:sz w:val="20"/>
+          <w:szCs w:val="20"/>
+        </w:rPr>
+        <w:t>Actions</w:t>
+      </w:r>
+      <w:r>
+        <w:rPr>
+          <w:b/>
+          <w:bCs/>
+          <w:sz w:val="20"/>
+          <w:szCs w:val="20"/>
+        </w:rPr>
+        <w:t xml:space="preserve"> :</w:t>
+      </w:r>
+      <w:proofErr w:type="gramEnd"/>
+      <w:r>
+        <w:rPr>
+          <w:b/>
+          <w:bCs/>
+          <w:sz w:val="20"/>
+          <w:szCs w:val="20"/>
+        </w:rPr>
+        <w:t xml:space="preserve">- </w:t>
       </w:r>
       <w:r>
         <w:rPr>
@@ -1376,16 +1566,36 @@
           <w:sz w:val="20"/>
           <w:szCs w:val="20"/>
         </w:rPr>
-        <w:t>Prioritized Rules</w:t>
-      </w:r>
-      <w:r>
-        <w:rPr>
-          <w:b/>
-          <w:bCs/>
-          <w:sz w:val="20"/>
-          <w:szCs w:val="20"/>
-        </w:rPr>
-        <w:t xml:space="preserve"> :- </w:t>
+        <w:t xml:space="preserve">Prioritized </w:t>
+      </w:r>
+      <w:proofErr w:type="gramStart"/>
+      <w:r>
+        <w:rPr>
+          <w:b/>
+          <w:bCs/>
+          <w:sz w:val="20"/>
+          <w:szCs w:val="20"/>
+        </w:rPr>
+        <w:t>Rules</w:t>
+      </w:r>
+      <w:r>
+        <w:rPr>
+          <w:b/>
+          <w:bCs/>
+          <w:sz w:val="20"/>
+          <w:szCs w:val="20"/>
+        </w:rPr>
+        <w:t xml:space="preserve"> :</w:t>
+      </w:r>
+      <w:proofErr w:type="gramEnd"/>
+      <w:r>
+        <w:rPr>
+          <w:b/>
+          <w:bCs/>
+          <w:sz w:val="20"/>
+          <w:szCs w:val="20"/>
+        </w:rPr>
+        <w:t xml:space="preserve">- </w:t>
       </w:r>
       <w:r>
         <w:rPr>
@@ -1465,6 +1675,7 @@
           <w:szCs w:val="20"/>
         </w:rPr>
       </w:pPr>
+      <w:proofErr w:type="gramStart"/>
       <w:r>
         <w:rPr>
           <w:b/>
@@ -1479,14 +1690,15 @@
           <w:sz w:val="20"/>
           <w:szCs w:val="20"/>
         </w:rPr>
-        <w:t xml:space="preserve"> :-</w:t>
-      </w:r>
-      <w:r>
-        <w:rPr>
-          <w:sz w:val="20"/>
-          <w:szCs w:val="20"/>
-        </w:rPr>
-        <w:t xml:space="preserve"> Sends request to a specified target group</w:t>
+        <w:t xml:space="preserve"> :</w:t>
+      </w:r>
+      <w:proofErr w:type="gramEnd"/>
+      <w:r>
+        <w:rPr>
+          <w:sz w:val="20"/>
+          <w:szCs w:val="20"/>
+        </w:rPr>
+        <w:t>- Sends request to a specified target group</w:t>
       </w:r>
     </w:p>
     <w:p>
@@ -1501,6 +1713,7 @@
           <w:szCs w:val="20"/>
         </w:rPr>
       </w:pPr>
+      <w:proofErr w:type="gramStart"/>
       <w:r>
         <w:rPr>
           <w:b/>
@@ -1515,21 +1728,15 @@
           <w:sz w:val="20"/>
           <w:szCs w:val="20"/>
         </w:rPr>
-        <w:t xml:space="preserve"> </w:t>
-      </w:r>
-      <w:r>
-        <w:rPr>
-          <w:sz w:val="20"/>
-          <w:szCs w:val="20"/>
-        </w:rPr>
-        <w:t xml:space="preserve">:- </w:t>
-      </w:r>
-      <w:r>
-        <w:rPr>
-          <w:sz w:val="20"/>
-          <w:szCs w:val="20"/>
-        </w:rPr>
-        <w:t>Sends an HTTP 301/302 redirect to a new</w:t>
+        <w:t xml:space="preserve"> :</w:t>
+      </w:r>
+      <w:proofErr w:type="gramEnd"/>
+      <w:r>
+        <w:rPr>
+          <w:sz w:val="20"/>
+          <w:szCs w:val="20"/>
+        </w:rPr>
+        <w:t>- Sends an HTTP 301/302 redirect to a new</w:t>
       </w:r>
     </w:p>
     <w:p>
@@ -1551,55 +1758,34 @@
           <w:sz w:val="20"/>
           <w:szCs w:val="20"/>
         </w:rPr>
-        <w:t>URL</w:t>
-      </w:r>
-      <w:r>
-        <w:rPr>
-          <w:b/>
-          <w:bCs/>
-          <w:sz w:val="20"/>
-          <w:szCs w:val="20"/>
-        </w:rPr>
-        <w:t xml:space="preserve"> </w:t>
-      </w:r>
-      <w:r>
-        <w:rPr>
-          <w:b/>
-          <w:bCs/>
-          <w:sz w:val="20"/>
-          <w:szCs w:val="20"/>
-        </w:rPr>
-        <w:t>Fixed Response</w:t>
-      </w:r>
-      <w:r>
-        <w:rPr>
-          <w:b/>
-          <w:bCs/>
-          <w:sz w:val="20"/>
-          <w:szCs w:val="20"/>
-        </w:rPr>
-        <w:t xml:space="preserve"> :-</w:t>
-      </w:r>
-      <w:r>
-        <w:rPr>
-          <w:sz w:val="20"/>
-          <w:szCs w:val="20"/>
-        </w:rPr>
-        <w:t xml:space="preserve"> Returns a static HTTP response (e.g., 403 or</w:t>
-      </w:r>
-      <w:r>
-        <w:rPr>
-          <w:sz w:val="20"/>
-          <w:szCs w:val="20"/>
-        </w:rPr>
-        <w:t xml:space="preserve"> </w:t>
-      </w:r>
-      <w:r>
-        <w:rPr>
-          <w:sz w:val="20"/>
-          <w:szCs w:val="20"/>
-        </w:rPr>
-        <w:t>200 message)</w:t>
+        <w:t xml:space="preserve">URL Fixed </w:t>
+      </w:r>
+      <w:proofErr w:type="gramStart"/>
+      <w:r>
+        <w:rPr>
+          <w:b/>
+          <w:bCs/>
+          <w:sz w:val="20"/>
+          <w:szCs w:val="20"/>
+        </w:rPr>
+        <w:t>Response :</w:t>
+      </w:r>
+      <w:proofErr w:type="gramEnd"/>
+      <w:r>
+        <w:rPr>
+          <w:b/>
+          <w:bCs/>
+          <w:sz w:val="20"/>
+          <w:szCs w:val="20"/>
+        </w:rPr>
+        <w:t>-</w:t>
+      </w:r>
+      <w:r>
+        <w:rPr>
+          <w:sz w:val="20"/>
+          <w:szCs w:val="20"/>
+        </w:rPr>
+        <w:t xml:space="preserve"> Returns a static HTTP response (e.g., 403 or 200 message)</w:t>
       </w:r>
     </w:p>
     <w:p>
@@ -1658,21 +1844,7 @@
           <w:sz w:val="20"/>
           <w:szCs w:val="20"/>
         </w:rPr>
-        <w:t>A Health Check is a process used by AWS Load Balancers to monitor the status of targets</w:t>
-      </w:r>
-      <w:r>
-        <w:rPr>
-          <w:sz w:val="20"/>
-          <w:szCs w:val="20"/>
-        </w:rPr>
-        <w:t xml:space="preserve"> </w:t>
-      </w:r>
-      <w:r>
-        <w:rPr>
-          <w:sz w:val="20"/>
-          <w:szCs w:val="20"/>
-        </w:rPr>
-        <w:t>(such as EC2 instances, containers, or Lambda functions) in a target group.</w:t>
+        <w:t>A Health Check is a process used by AWS Load Balancers to monitor the status of targets (such as EC2 instances, containers, or Lambda functions) in a target group.</w:t>
       </w:r>
     </w:p>
     <w:p>
@@ -1724,21 +1896,7 @@
           <w:sz w:val="20"/>
           <w:szCs w:val="20"/>
         </w:rPr>
-        <w:t xml:space="preserve"> trac. If a target</w:t>
-      </w:r>
-      <w:r>
-        <w:rPr>
-          <w:sz w:val="20"/>
-          <w:szCs w:val="20"/>
-        </w:rPr>
-        <w:t xml:space="preserve"> </w:t>
-      </w:r>
-      <w:r>
-        <w:rPr>
-          <w:sz w:val="20"/>
-          <w:szCs w:val="20"/>
-        </w:rPr>
-        <w:t xml:space="preserve">fails a health check, it is </w:t>
+        <w:t xml:space="preserve"> trac. If a target fails a health check, it is </w:t>
       </w:r>
       <w:r>
         <w:rPr>
@@ -1826,30 +1984,42 @@
           <w:sz w:val="20"/>
           <w:szCs w:val="20"/>
         </w:rPr>
-        <w:t>distribute tra</w:t>
-      </w:r>
-      <w:r>
-        <w:rPr>
-          <w:b/>
-          <w:bCs/>
-          <w:sz w:val="20"/>
-          <w:szCs w:val="20"/>
-        </w:rPr>
-        <w:t>ffi</w:t>
-      </w:r>
-      <w:r>
-        <w:rPr>
-          <w:b/>
-          <w:bCs/>
-          <w:sz w:val="20"/>
-          <w:szCs w:val="20"/>
-        </w:rPr>
-        <w:t>c</w:t>
-      </w:r>
-      <w:r>
-        <w:rPr>
-          <w:b/>
-          <w:bCs/>
+        <w:t>distribute traffic across</w:t>
+      </w:r>
+      <w:r>
+        <w:rPr>
+          <w:sz w:val="20"/>
+          <w:szCs w:val="20"/>
+        </w:rPr>
+        <w:t xml:space="preserve"> multiple </w:t>
+      </w:r>
+      <w:r>
+        <w:rPr>
+          <w:b/>
+          <w:bCs/>
+          <w:sz w:val="20"/>
+          <w:szCs w:val="20"/>
+        </w:rPr>
+        <w:t>Availability Zones</w:t>
+      </w:r>
+      <w:r>
+        <w:rPr>
+          <w:sz w:val="20"/>
+          <w:szCs w:val="20"/>
+        </w:rPr>
+        <w:t xml:space="preserve"> within a region, ensuring </w:t>
+      </w:r>
+      <w:r>
+        <w:rPr>
+          <w:b/>
+          <w:bCs/>
+          <w:sz w:val="20"/>
+          <w:szCs w:val="20"/>
+        </w:rPr>
+        <w:t>fault</w:t>
+      </w:r>
+      <w:r>
+        <w:rPr>
           <w:sz w:val="20"/>
           <w:szCs w:val="20"/>
         </w:rPr>
@@ -1862,54 +2032,6 @@
           <w:sz w:val="20"/>
           <w:szCs w:val="20"/>
         </w:rPr>
-        <w:t>across</w:t>
-      </w:r>
-      <w:r>
-        <w:rPr>
-          <w:sz w:val="20"/>
-          <w:szCs w:val="20"/>
-        </w:rPr>
-        <w:t xml:space="preserve"> multiple </w:t>
-      </w:r>
-      <w:r>
-        <w:rPr>
-          <w:b/>
-          <w:bCs/>
-          <w:sz w:val="20"/>
-          <w:szCs w:val="20"/>
-        </w:rPr>
-        <w:t>Availability Zones</w:t>
-      </w:r>
-      <w:r>
-        <w:rPr>
-          <w:sz w:val="20"/>
-          <w:szCs w:val="20"/>
-        </w:rPr>
-        <w:t xml:space="preserve"> within a region, ensuring </w:t>
-      </w:r>
-      <w:r>
-        <w:rPr>
-          <w:b/>
-          <w:bCs/>
-          <w:sz w:val="20"/>
-          <w:szCs w:val="20"/>
-        </w:rPr>
-        <w:t>fault</w:t>
-      </w:r>
-      <w:r>
-        <w:rPr>
-          <w:sz w:val="20"/>
-          <w:szCs w:val="20"/>
-        </w:rPr>
-        <w:t xml:space="preserve"> </w:t>
-      </w:r>
-      <w:r>
-        <w:rPr>
-          <w:b/>
-          <w:bCs/>
-          <w:sz w:val="20"/>
-          <w:szCs w:val="20"/>
-        </w:rPr>
         <w:t>tolerance</w:t>
       </w:r>
       <w:r>
@@ -1926,25 +2048,7 @@
           <w:sz w:val="20"/>
           <w:szCs w:val="20"/>
         </w:rPr>
-        <w:t>high</w:t>
-      </w:r>
-      <w:r>
-        <w:rPr>
-          <w:b/>
-          <w:bCs/>
-          <w:sz w:val="20"/>
-          <w:szCs w:val="20"/>
-        </w:rPr>
-        <w:t xml:space="preserve"> </w:t>
-      </w:r>
-      <w:r>
-        <w:rPr>
-          <w:b/>
-          <w:bCs/>
-          <w:sz w:val="20"/>
-          <w:szCs w:val="20"/>
-        </w:rPr>
-        <w:t>availability</w:t>
+        <w:t>high availability</w:t>
       </w:r>
       <w:r>
         <w:rPr>
@@ -2028,7 +2132,23 @@
           <w:sz w:val="20"/>
           <w:szCs w:val="20"/>
         </w:rPr>
-        <w:t xml:space="preserve"> data center within a </w:t>
+        <w:t xml:space="preserve"> data </w:t>
+      </w:r>
+      <w:proofErr w:type="spellStart"/>
+      <w:r>
+        <w:rPr>
+          <w:sz w:val="20"/>
+          <w:szCs w:val="20"/>
+        </w:rPr>
+        <w:t>center</w:t>
+      </w:r>
+      <w:proofErr w:type="spellEnd"/>
+      <w:r>
+        <w:rPr>
+          <w:sz w:val="20"/>
+          <w:szCs w:val="20"/>
+        </w:rPr>
+        <w:t xml:space="preserve"> within a </w:t>
       </w:r>
       <w:r>
         <w:rPr>
@@ -2076,14 +2196,7 @@
           <w:sz w:val="20"/>
           <w:szCs w:val="20"/>
         </w:rPr>
-        <w:t>, and</w:t>
-      </w:r>
-      <w:r>
-        <w:rPr>
-          <w:sz w:val="20"/>
-          <w:szCs w:val="20"/>
-        </w:rPr>
-        <w:t xml:space="preserve"> </w:t>
+        <w:t xml:space="preserve">, and </w:t>
       </w:r>
       <w:r>
         <w:rPr>
@@ -2217,7 +2330,23 @@
           <w:sz w:val="20"/>
           <w:szCs w:val="20"/>
         </w:rPr>
-        <w:t>Multi-AZ Load Balancing means that the Load Balancer distributes traffic across targets (EC2, containers, etc.) that are located in multiple Availability Zones (AZs).</w:t>
+        <w:t xml:space="preserve">Multi-AZ Load Balancing means that the Load Balancer distributes traffic across targets (EC2, containers, etc.) that </w:t>
+      </w:r>
+      <w:proofErr w:type="gramStart"/>
+      <w:r>
+        <w:rPr>
+          <w:sz w:val="20"/>
+          <w:szCs w:val="20"/>
+        </w:rPr>
+        <w:t>are located in</w:t>
+      </w:r>
+      <w:proofErr w:type="gramEnd"/>
+      <w:r>
+        <w:rPr>
+          <w:sz w:val="20"/>
+          <w:szCs w:val="20"/>
+        </w:rPr>
+        <w:t xml:space="preserve"> multiple Availability Zones (AZs).</w:t>
       </w:r>
     </w:p>
     <w:p>
@@ -2238,21 +2367,7 @@
           <w:sz w:val="20"/>
           <w:szCs w:val="20"/>
         </w:rPr>
-        <w:t>If one AZ becomes unavailable, trac is automatically routed to healthy instances in</w:t>
-      </w:r>
-      <w:r>
-        <w:rPr>
-          <w:sz w:val="20"/>
-          <w:szCs w:val="20"/>
-        </w:rPr>
-        <w:t xml:space="preserve"> </w:t>
-      </w:r>
-      <w:r>
-        <w:rPr>
-          <w:sz w:val="20"/>
-          <w:szCs w:val="20"/>
-        </w:rPr>
-        <w:t>the other AZs.</w:t>
+        <w:t>If one AZ becomes unavailable, trac is automatically routed to healthy instances in the other AZs.</w:t>
       </w:r>
     </w:p>
     <w:p>
@@ -2367,21 +2482,7 @@
           <w:sz w:val="20"/>
           <w:szCs w:val="20"/>
         </w:rPr>
-        <w:t>Enabled (default for ALB): Load Balancer distributes trac evenly to all targets in</w:t>
-      </w:r>
-      <w:r>
-        <w:rPr>
-          <w:sz w:val="20"/>
-          <w:szCs w:val="20"/>
-        </w:rPr>
-        <w:t xml:space="preserve"> </w:t>
-      </w:r>
-      <w:r>
-        <w:rPr>
-          <w:sz w:val="20"/>
-          <w:szCs w:val="20"/>
-        </w:rPr>
-        <w:t>all AZs.</w:t>
+        <w:t>Enabled (default for ALB): Load Balancer distributes trac evenly to all targets in all AZs.</w:t>
       </w:r>
     </w:p>
     <w:p>
@@ -2401,21 +2502,7 @@
           <w:sz w:val="20"/>
           <w:szCs w:val="20"/>
         </w:rPr>
-        <w:t>Disabled (default for NLB): Load Balancer distributes trac only to targets in the</w:t>
-      </w:r>
-      <w:r>
-        <w:rPr>
-          <w:sz w:val="20"/>
-          <w:szCs w:val="20"/>
-        </w:rPr>
-        <w:t xml:space="preserve"> </w:t>
-      </w:r>
-      <w:r>
-        <w:rPr>
-          <w:sz w:val="20"/>
-          <w:szCs w:val="20"/>
-        </w:rPr>
-        <w:t>same AZ as the request.</w:t>
+        <w:t>Disabled (default for NLB): Load Balancer distributes trac only to targets in the same AZ as the request.</w:t>
       </w:r>
     </w:p>
     <w:p>
@@ -2932,7 +3019,27 @@
           <w:sz w:val="20"/>
           <w:szCs w:val="20"/>
         </w:rPr>
-        <w:t>e.g., host-based or path-based</w:t>
+        <w:t>e.g., host-</w:t>
+      </w:r>
+      <w:proofErr w:type="gramStart"/>
+      <w:r>
+        <w:rPr>
+          <w:b/>
+          <w:bCs/>
+          <w:sz w:val="20"/>
+          <w:szCs w:val="20"/>
+        </w:rPr>
+        <w:t>based</w:t>
+      </w:r>
+      <w:proofErr w:type="gramEnd"/>
+      <w:r>
+        <w:rPr>
+          <w:b/>
+          <w:bCs/>
+          <w:sz w:val="20"/>
+          <w:szCs w:val="20"/>
+        </w:rPr>
+        <w:t xml:space="preserve"> or path-based</w:t>
       </w:r>
       <w:r>
         <w:rPr>
@@ -3146,7 +3253,27 @@
           <w:sz w:val="20"/>
           <w:szCs w:val="20"/>
         </w:rPr>
-        <w:t>What is the dierence between internal and internet-facing ALB?</w:t>
+        <w:t xml:space="preserve">What is the </w:t>
+      </w:r>
+      <w:proofErr w:type="spellStart"/>
+      <w:r>
+        <w:rPr>
+          <w:b/>
+          <w:bCs/>
+          <w:sz w:val="20"/>
+          <w:szCs w:val="20"/>
+        </w:rPr>
+        <w:t>dierence</w:t>
+      </w:r>
+      <w:proofErr w:type="spellEnd"/>
+      <w:r>
+        <w:rPr>
+          <w:b/>
+          <w:bCs/>
+          <w:sz w:val="20"/>
+          <w:szCs w:val="20"/>
+        </w:rPr>
+        <w:t xml:space="preserve"> between internal and internet-facing ALB?</w:t>
       </w:r>
     </w:p>
     <w:p>
@@ -3291,6 +3418,7 @@
         </w:rPr>
         <w:t xml:space="preserve"> </w:t>
       </w:r>
+      <w:proofErr w:type="gramStart"/>
       <w:r>
         <w:rPr>
           <w:b/>
@@ -3300,6 +3428,7 @@
         </w:rPr>
         <w:t>target</w:t>
       </w:r>
+      <w:proofErr w:type="gramEnd"/>
       <w:r>
         <w:rPr>
           <w:sz w:val="20"/>
@@ -3508,21 +3637,7 @@
           <w:sz w:val="20"/>
           <w:szCs w:val="20"/>
         </w:rPr>
-        <w:t>” (new</w:t>
-      </w:r>
-      <w:r>
-        <w:rPr>
-          <w:sz w:val="20"/>
-          <w:szCs w:val="20"/>
-        </w:rPr>
-        <w:t xml:space="preserve"> </w:t>
-      </w:r>
-      <w:r>
-        <w:rPr>
-          <w:sz w:val="20"/>
-          <w:szCs w:val="20"/>
-        </w:rPr>
-        <w:t xml:space="preserve">version). </w:t>
+        <w:t xml:space="preserve">” (new version). </w:t>
       </w:r>
     </w:p>
     <w:p>
@@ -3542,7 +3657,15 @@
           <w:sz w:val="20"/>
           <w:szCs w:val="20"/>
         </w:rPr>
-        <w:t>Switch tra</w:t>
+        <w:t xml:space="preserve">Switch </w:t>
+      </w:r>
+      <w:proofErr w:type="spellStart"/>
+      <w:r>
+        <w:rPr>
+          <w:sz w:val="20"/>
+          <w:szCs w:val="20"/>
+        </w:rPr>
+        <w:t>tra</w:t>
       </w:r>
       <w:r>
         <w:rPr>
@@ -3556,7 +3679,15 @@
           <w:sz w:val="20"/>
           <w:szCs w:val="20"/>
         </w:rPr>
-        <w:t>c gradually or instantly using listener rules.</w:t>
+        <w:t>c</w:t>
+      </w:r>
+      <w:proofErr w:type="spellEnd"/>
+      <w:r>
+        <w:rPr>
+          <w:sz w:val="20"/>
+          <w:szCs w:val="20"/>
+        </w:rPr>
+        <w:t xml:space="preserve"> gradually or instantly using listener rules.</w:t>
       </w:r>
     </w:p>
     <w:sectPr>
@@ -11648,6 +11779,7 @@
   <w:style w:type="character" w:default="1" w:styleId="DefaultParagraphFont">
     <w:name w:val="Default Paragraph Font"/>
     <w:uiPriority w:val="1"/>
+    <w:semiHidden/>
     <w:unhideWhenUsed/>
   </w:style>
   <w:style w:type="table" w:default="1" w:styleId="TableNormal">

--- a/AWS-NOTES/Load Balancing in AWS-II.docx
+++ b/AWS-NOTES/Load Balancing in AWS-II.docx
@@ -590,7 +590,39 @@
           <w:sz w:val="20"/>
           <w:szCs w:val="20"/>
         </w:rPr>
-        <w:t xml:space="preserve">Listener is a process running on a Load Balancer that continuously checks for incoming connection requests on a specified protocol and port. Based on rules, </w:t>
+        <w:t xml:space="preserve">Listener is a process running on a Load Balancer that continuously checks for incoming connection requests on a specified </w:t>
+      </w:r>
+      <w:r>
+        <w:rPr>
+          <w:b/>
+          <w:bCs/>
+          <w:sz w:val="20"/>
+          <w:szCs w:val="20"/>
+        </w:rPr>
+        <w:t>protocol</w:t>
+      </w:r>
+      <w:r>
+        <w:rPr>
+          <w:sz w:val="20"/>
+          <w:szCs w:val="20"/>
+        </w:rPr>
+        <w:t xml:space="preserve"> and </w:t>
+      </w:r>
+      <w:r>
+        <w:rPr>
+          <w:b/>
+          <w:bCs/>
+          <w:sz w:val="20"/>
+          <w:szCs w:val="20"/>
+        </w:rPr>
+        <w:t>port</w:t>
+      </w:r>
+      <w:r>
+        <w:rPr>
+          <w:sz w:val="20"/>
+          <w:szCs w:val="20"/>
+        </w:rPr>
+        <w:t xml:space="preserve">. Based on rules, </w:t>
       </w:r>
     </w:p>
     <w:p>
@@ -683,9 +715,10 @@
     </w:p>
     <w:p>
       <w:pPr>
+        <w:pStyle w:val="ListParagraph"/>
         <w:numPr>
           <w:ilvl w:val="0"/>
-          <w:numId w:val="19"/>
+          <w:numId w:val="64"/>
         </w:numPr>
         <w:rPr>
           <w:sz w:val="20"/>
@@ -726,17 +759,20 @@
     </w:p>
     <w:p>
       <w:pPr>
+        <w:pStyle w:val="NoSpacing"/>
         <w:numPr>
           <w:ilvl w:val="0"/>
-          <w:numId w:val="23"/>
+          <w:numId w:val="63"/>
         </w:numPr>
         <w:rPr>
-          <w:sz w:val="20"/>
-          <w:szCs w:val="20"/>
-        </w:rPr>
-      </w:pPr>
-      <w:r>
-        <w:rPr>
+          <w:rFonts w:cstheme="minorHAnsi"/>
+          <w:sz w:val="20"/>
+          <w:szCs w:val="20"/>
+        </w:rPr>
+      </w:pPr>
+      <w:r>
+        <w:rPr>
+          <w:rFonts w:cstheme="minorHAnsi"/>
           <w:sz w:val="20"/>
           <w:szCs w:val="20"/>
         </w:rPr>
@@ -745,28 +781,24 @@
     </w:p>
     <w:p>
       <w:pPr>
+        <w:pStyle w:val="NoSpacing"/>
         <w:numPr>
           <w:ilvl w:val="0"/>
-          <w:numId w:val="23"/>
+          <w:numId w:val="63"/>
         </w:numPr>
         <w:rPr>
-          <w:sz w:val="20"/>
-          <w:szCs w:val="20"/>
-        </w:rPr>
-      </w:pPr>
-      <w:r>
-        <w:rPr>
-          <w:sz w:val="20"/>
-          <w:szCs w:val="20"/>
-        </w:rPr>
-        <w:t>Most common: Forward to a Target Group</w:t>
-      </w:r>
-      <w:r>
-        <w:rPr>
-          <w:sz w:val="20"/>
-          <w:szCs w:val="20"/>
-        </w:rPr>
-        <w:t>.</w:t>
+          <w:rFonts w:cstheme="minorHAnsi"/>
+          <w:sz w:val="20"/>
+          <w:szCs w:val="20"/>
+        </w:rPr>
+      </w:pPr>
+      <w:r>
+        <w:rPr>
+          <w:rFonts w:cstheme="minorHAnsi"/>
+          <w:sz w:val="20"/>
+          <w:szCs w:val="20"/>
+        </w:rPr>
+        <w:t>Most common: Forward to a Target Group.</w:t>
       </w:r>
     </w:p>
     <w:p>
@@ -798,7 +830,7 @@
         <w:pStyle w:val="NormalWeb"/>
         <w:numPr>
           <w:ilvl w:val="0"/>
-          <w:numId w:val="25"/>
+          <w:numId w:val="65"/>
         </w:numPr>
         <w:rPr>
           <w:sz w:val="20"/>
@@ -818,7 +850,7 @@
         <w:pStyle w:val="NormalWeb"/>
         <w:numPr>
           <w:ilvl w:val="0"/>
-          <w:numId w:val="25"/>
+          <w:numId w:val="65"/>
         </w:numPr>
         <w:rPr>
           <w:sz w:val="20"/>
@@ -876,7 +908,7 @@
         <w:pStyle w:val="NormalWeb"/>
         <w:numPr>
           <w:ilvl w:val="0"/>
-          <w:numId w:val="26"/>
+          <w:numId w:val="66"/>
         </w:numPr>
         <w:rPr>
           <w:sz w:val="20"/>
@@ -896,7 +928,7 @@
         <w:pStyle w:val="NormalWeb"/>
         <w:numPr>
           <w:ilvl w:val="0"/>
-          <w:numId w:val="26"/>
+          <w:numId w:val="66"/>
         </w:numPr>
         <w:rPr>
           <w:sz w:val="20"/>
@@ -909,6 +941,36 @@
           <w:szCs w:val="20"/>
         </w:rPr>
         <w:t>Lower number = higher priority.</w:t>
+      </w:r>
+    </w:p>
+    <w:p>
+      <w:pPr>
+        <w:pStyle w:val="NormalWeb"/>
+        <w:ind w:left="360"/>
+        <w:rPr>
+          <w:b/>
+          <w:bCs/>
+          <w:sz w:val="22"/>
+          <w:szCs w:val="22"/>
+        </w:rPr>
+      </w:pPr>
+      <w:r>
+        <w:rPr>
+          <w:b/>
+          <w:bCs/>
+          <w:sz w:val="22"/>
+          <w:szCs w:val="22"/>
+        </w:rPr>
+        <w:t xml:space="preserve">5.   </w:t>
+      </w:r>
+      <w:r>
+        <w:rPr>
+          <w:b/>
+          <w:bCs/>
+          <w:sz w:val="22"/>
+          <w:szCs w:val="22"/>
+        </w:rPr>
+        <w:t>Listener Rules (for ALB):</w:t>
       </w:r>
     </w:p>
     <w:p>
@@ -916,29 +978,8 @@
         <w:pStyle w:val="NormalWeb"/>
         <w:numPr>
           <w:ilvl w:val="0"/>
-          <w:numId w:val="27"/>
+          <w:numId w:val="70"/>
         </w:numPr>
-        <w:rPr>
-          <w:b/>
-          <w:bCs/>
-          <w:sz w:val="22"/>
-          <w:szCs w:val="22"/>
-        </w:rPr>
-      </w:pPr>
-      <w:r>
-        <w:rPr>
-          <w:b/>
-          <w:bCs/>
-          <w:sz w:val="22"/>
-          <w:szCs w:val="22"/>
-        </w:rPr>
-        <w:t>Listener Rules (for ALB):</w:t>
-      </w:r>
-    </w:p>
-    <w:p>
-      <w:pPr>
-        <w:pStyle w:val="NormalWeb"/>
-        <w:ind w:left="720"/>
         <w:rPr>
           <w:b/>
           <w:bCs/>
@@ -986,7 +1027,30 @@
           <w:sz w:val="20"/>
           <w:szCs w:val="20"/>
         </w:rPr>
-        <w:t xml:space="preserve"> – Route trac based on the domain (</w:t>
+        <w:t xml:space="preserve"> – Route </w:t>
+      </w:r>
+      <w:proofErr w:type="gramStart"/>
+      <w:r>
+        <w:rPr>
+          <w:sz w:val="20"/>
+          <w:szCs w:val="20"/>
+        </w:rPr>
+        <w:t xml:space="preserve">traffic </w:t>
+      </w:r>
+      <w:r>
+        <w:rPr>
+          <w:sz w:val="20"/>
+          <w:szCs w:val="20"/>
+        </w:rPr>
+        <w:t xml:space="preserve"> based</w:t>
+      </w:r>
+      <w:proofErr w:type="gramEnd"/>
+      <w:r>
+        <w:rPr>
+          <w:sz w:val="20"/>
+          <w:szCs w:val="20"/>
+        </w:rPr>
+        <w:t xml:space="preserve"> on the domain (</w:t>
       </w:r>
       <w:r>
         <w:rPr>
@@ -1127,6 +1191,25 @@
     <w:p>
       <w:pPr>
         <w:pStyle w:val="NormalWeb"/>
+        <w:rPr>
+          <w:sz w:val="20"/>
+          <w:szCs w:val="20"/>
+        </w:rPr>
+      </w:pPr>
+    </w:p>
+    <w:p>
+      <w:pPr>
+        <w:pStyle w:val="NormalWeb"/>
+        <w:ind w:left="720"/>
+        <w:rPr>
+          <w:sz w:val="20"/>
+          <w:szCs w:val="20"/>
+        </w:rPr>
+      </w:pPr>
+    </w:p>
+    <w:p>
+      <w:pPr>
+        <w:pStyle w:val="NormalWeb"/>
         <w:numPr>
           <w:ilvl w:val="0"/>
           <w:numId w:val="33"/>
@@ -1141,6 +1224,7 @@
           <w:b/>
           <w:bCs/>
         </w:rPr>
+        <w:lastRenderedPageBreak/>
         <w:t>Benefits of Using Listeners (AWS Load Balancer)</w:t>
       </w:r>
     </w:p>
@@ -1896,7 +1980,30 @@
           <w:sz w:val="20"/>
           <w:szCs w:val="20"/>
         </w:rPr>
-        <w:t xml:space="preserve"> trac. If a target fails a health check, it is </w:t>
+        <w:t xml:space="preserve"> </w:t>
+      </w:r>
+      <w:proofErr w:type="gramStart"/>
+      <w:r>
+        <w:rPr>
+          <w:sz w:val="20"/>
+          <w:szCs w:val="20"/>
+        </w:rPr>
+        <w:t xml:space="preserve">traffic </w:t>
+      </w:r>
+      <w:r>
+        <w:rPr>
+          <w:sz w:val="20"/>
+          <w:szCs w:val="20"/>
+        </w:rPr>
+        <w:t>.</w:t>
+      </w:r>
+      <w:proofErr w:type="gramEnd"/>
+      <w:r>
+        <w:rPr>
+          <w:sz w:val="20"/>
+          <w:szCs w:val="20"/>
+        </w:rPr>
+        <w:t xml:space="preserve"> If a target fails a health check, it is </w:t>
       </w:r>
       <w:r>
         <w:rPr>
@@ -1912,7 +2019,30 @@
           <w:sz w:val="20"/>
           <w:szCs w:val="20"/>
         </w:rPr>
-        <w:t>, and trac is no longer routed to</w:t>
+        <w:t xml:space="preserve">, and </w:t>
+      </w:r>
+      <w:proofErr w:type="gramStart"/>
+      <w:r>
+        <w:rPr>
+          <w:sz w:val="20"/>
+          <w:szCs w:val="20"/>
+        </w:rPr>
+        <w:t xml:space="preserve">traffic </w:t>
+      </w:r>
+      <w:r>
+        <w:rPr>
+          <w:sz w:val="20"/>
+          <w:szCs w:val="20"/>
+        </w:rPr>
+        <w:t xml:space="preserve"> is</w:t>
+      </w:r>
+      <w:proofErr w:type="gramEnd"/>
+      <w:r>
+        <w:rPr>
+          <w:sz w:val="20"/>
+          <w:szCs w:val="20"/>
+        </w:rPr>
+        <w:t xml:space="preserve"> no longer routed to</w:t>
       </w:r>
       <w:r>
         <w:rPr>
@@ -1966,6 +2096,17 @@
         <w:pStyle w:val="ListParagraph"/>
         <w:ind w:left="360"/>
         <w:rPr>
+          <w:b/>
+          <w:bCs/>
+          <w:szCs w:val="24"/>
+        </w:rPr>
+      </w:pPr>
+    </w:p>
+    <w:p>
+      <w:pPr>
+        <w:pStyle w:val="ListParagraph"/>
+        <w:ind w:left="360"/>
+        <w:rPr>
           <w:sz w:val="20"/>
           <w:szCs w:val="20"/>
         </w:rPr>
@@ -2085,16 +2226,16 @@
         <w:rPr>
           <w:b/>
           <w:bCs/>
-          <w:sz w:val="20"/>
-          <w:szCs w:val="20"/>
-        </w:rPr>
-      </w:pPr>
-      <w:r>
-        <w:rPr>
-          <w:b/>
-          <w:bCs/>
-          <w:sz w:val="20"/>
-          <w:szCs w:val="20"/>
+          <w:sz w:val="22"/>
+          <w:szCs w:val="22"/>
+        </w:rPr>
+      </w:pPr>
+      <w:r>
+        <w:rPr>
+          <w:b/>
+          <w:bCs/>
+          <w:sz w:val="22"/>
+          <w:szCs w:val="22"/>
         </w:rPr>
         <w:t>Availability Zone (AZ):</w:t>
       </w:r>
@@ -2272,8 +2413,8 @@
           <w:numId w:val="26"/>
         </w:numPr>
         <w:rPr>
-          <w:sz w:val="20"/>
-          <w:szCs w:val="20"/>
+          <w:sz w:val="22"/>
+          <w:szCs w:val="22"/>
         </w:rPr>
       </w:pPr>
       <w:r>
@@ -2282,11 +2423,21 @@
           <w:bCs/>
           <w:i/>
           <w:iCs/>
-          <w:sz w:val="20"/>
-          <w:szCs w:val="20"/>
+          <w:sz w:val="22"/>
+          <w:szCs w:val="22"/>
         </w:rPr>
         <w:t>How Load Balancers Use AZs:</w:t>
       </w:r>
+    </w:p>
+    <w:p>
+      <w:pPr>
+        <w:pStyle w:val="ListParagraph"/>
+        <w:ind w:left="360"/>
+        <w:rPr>
+          <w:sz w:val="22"/>
+          <w:szCs w:val="22"/>
+        </w:rPr>
+      </w:pPr>
     </w:p>
     <w:p>
       <w:pPr>
@@ -2367,7 +2518,30 @@
           <w:sz w:val="20"/>
           <w:szCs w:val="20"/>
         </w:rPr>
-        <w:t>If one AZ becomes unavailable, trac is automatically routed to healthy instances in the other AZs.</w:t>
+        <w:t xml:space="preserve">If one AZ becomes unavailable, </w:t>
+      </w:r>
+      <w:proofErr w:type="gramStart"/>
+      <w:r>
+        <w:rPr>
+          <w:sz w:val="20"/>
+          <w:szCs w:val="20"/>
+        </w:rPr>
+        <w:t xml:space="preserve">traffic </w:t>
+      </w:r>
+      <w:r>
+        <w:rPr>
+          <w:sz w:val="20"/>
+          <w:szCs w:val="20"/>
+        </w:rPr>
+        <w:t xml:space="preserve"> is</w:t>
+      </w:r>
+      <w:proofErr w:type="gramEnd"/>
+      <w:r>
+        <w:rPr>
+          <w:sz w:val="20"/>
+          <w:szCs w:val="20"/>
+        </w:rPr>
+        <w:t xml:space="preserve"> automatically routed to healthy instances in the other AZs.</w:t>
       </w:r>
     </w:p>
     <w:p>
@@ -2389,16 +2563,16 @@
         <w:rPr>
           <w:b/>
           <w:bCs/>
-          <w:sz w:val="20"/>
-          <w:szCs w:val="20"/>
-        </w:rPr>
-      </w:pPr>
-      <w:r>
-        <w:rPr>
-          <w:b/>
-          <w:bCs/>
-          <w:sz w:val="20"/>
-          <w:szCs w:val="20"/>
+          <w:sz w:val="22"/>
+          <w:szCs w:val="22"/>
+        </w:rPr>
+      </w:pPr>
+      <w:r>
+        <w:rPr>
+          <w:b/>
+          <w:bCs/>
+          <w:sz w:val="22"/>
+          <w:szCs w:val="22"/>
         </w:rPr>
         <w:t>Cross-Zone Load Balancing:</w:t>
       </w:r>
@@ -2420,7 +2594,36 @@
           <w:sz w:val="20"/>
           <w:szCs w:val="20"/>
         </w:rPr>
-        <w:t>Ensures trac is distributed evenly across all registered targets, regardless of the AZ</w:t>
+        <w:t xml:space="preserve">Ensures </w:t>
+      </w:r>
+      <w:proofErr w:type="gramStart"/>
+      <w:r>
+        <w:rPr>
+          <w:i/>
+          <w:iCs/>
+          <w:sz w:val="20"/>
+          <w:szCs w:val="20"/>
+        </w:rPr>
+        <w:t xml:space="preserve">traffic </w:t>
+      </w:r>
+      <w:r>
+        <w:rPr>
+          <w:i/>
+          <w:iCs/>
+          <w:sz w:val="20"/>
+          <w:szCs w:val="20"/>
+        </w:rPr>
+        <w:t xml:space="preserve"> is</w:t>
+      </w:r>
+      <w:proofErr w:type="gramEnd"/>
+      <w:r>
+        <w:rPr>
+          <w:i/>
+          <w:iCs/>
+          <w:sz w:val="20"/>
+          <w:szCs w:val="20"/>
+        </w:rPr>
+        <w:t xml:space="preserve"> distributed evenly across all registered targets, regardless of the AZ</w:t>
       </w:r>
       <w:r>
         <w:rPr>
@@ -2451,16 +2654,16 @@
         <w:rPr>
           <w:b/>
           <w:bCs/>
-          <w:sz w:val="20"/>
-          <w:szCs w:val="20"/>
-        </w:rPr>
-      </w:pPr>
-      <w:r>
-        <w:rPr>
-          <w:b/>
-          <w:bCs/>
-          <w:sz w:val="20"/>
-          <w:szCs w:val="20"/>
+          <w:sz w:val="22"/>
+          <w:szCs w:val="22"/>
+        </w:rPr>
+      </w:pPr>
+      <w:r>
+        <w:rPr>
+          <w:b/>
+          <w:bCs/>
+          <w:sz w:val="22"/>
+          <w:szCs w:val="22"/>
         </w:rPr>
         <w:t>Can be enabled or disabled:</w:t>
       </w:r>
@@ -2482,7 +2685,30 @@
           <w:sz w:val="20"/>
           <w:szCs w:val="20"/>
         </w:rPr>
-        <w:t>Enabled (default for ALB): Load Balancer distributes trac evenly to all targets in all AZs.</w:t>
+        <w:t xml:space="preserve">Enabled (default for ALB): Load Balancer distributes </w:t>
+      </w:r>
+      <w:proofErr w:type="gramStart"/>
+      <w:r>
+        <w:rPr>
+          <w:sz w:val="20"/>
+          <w:szCs w:val="20"/>
+        </w:rPr>
+        <w:t xml:space="preserve">traffic </w:t>
+      </w:r>
+      <w:r>
+        <w:rPr>
+          <w:sz w:val="20"/>
+          <w:szCs w:val="20"/>
+        </w:rPr>
+        <w:t xml:space="preserve"> evenly</w:t>
+      </w:r>
+      <w:proofErr w:type="gramEnd"/>
+      <w:r>
+        <w:rPr>
+          <w:sz w:val="20"/>
+          <w:szCs w:val="20"/>
+        </w:rPr>
+        <w:t xml:space="preserve"> to all targets in all AZs.</w:t>
       </w:r>
     </w:p>
     <w:p>
@@ -2502,7 +2728,30 @@
           <w:sz w:val="20"/>
           <w:szCs w:val="20"/>
         </w:rPr>
-        <w:t>Disabled (default for NLB): Load Balancer distributes trac only to targets in the same AZ as the request.</w:t>
+        <w:t xml:space="preserve">Disabled (default for NLB): Load Balancer distributes </w:t>
+      </w:r>
+      <w:proofErr w:type="gramStart"/>
+      <w:r>
+        <w:rPr>
+          <w:sz w:val="20"/>
+          <w:szCs w:val="20"/>
+        </w:rPr>
+        <w:t xml:space="preserve">traffic </w:t>
+      </w:r>
+      <w:r>
+        <w:rPr>
+          <w:sz w:val="20"/>
+          <w:szCs w:val="20"/>
+        </w:rPr>
+        <w:t xml:space="preserve"> only</w:t>
+      </w:r>
+      <w:proofErr w:type="gramEnd"/>
+      <w:r>
+        <w:rPr>
+          <w:sz w:val="20"/>
+          <w:szCs w:val="20"/>
+        </w:rPr>
+        <w:t xml:space="preserve"> to targets in the same AZ as the request.</w:t>
       </w:r>
     </w:p>
     <w:p>
@@ -2550,6 +2799,20 @@
     <w:p>
       <w:pPr>
         <w:pStyle w:val="ListParagraph"/>
+        <w:ind w:left="360"/>
+        <w:rPr>
+          <w:b/>
+          <w:bCs/>
+          <w:i/>
+          <w:iCs/>
+          <w:szCs w:val="24"/>
+          <w:u w:val="single"/>
+        </w:rPr>
+      </w:pPr>
+    </w:p>
+    <w:p>
+      <w:pPr>
+        <w:pStyle w:val="ListParagraph"/>
         <w:numPr>
           <w:ilvl w:val="0"/>
           <w:numId w:val="48"/>
@@ -2568,7 +2831,36 @@
           <w:sz w:val="20"/>
           <w:szCs w:val="20"/>
         </w:rPr>
-        <w:t>Virtual firewalls that control inbound and outbound trac at the instance level (for ALB).</w:t>
+        <w:t xml:space="preserve">Virtual firewalls that control inbound and outbound </w:t>
+      </w:r>
+      <w:proofErr w:type="gramStart"/>
+      <w:r>
+        <w:rPr>
+          <w:i/>
+          <w:iCs/>
+          <w:sz w:val="20"/>
+          <w:szCs w:val="20"/>
+        </w:rPr>
+        <w:t xml:space="preserve">traffic </w:t>
+      </w:r>
+      <w:r>
+        <w:rPr>
+          <w:i/>
+          <w:iCs/>
+          <w:sz w:val="20"/>
+          <w:szCs w:val="20"/>
+        </w:rPr>
+        <w:t xml:space="preserve"> at</w:t>
+      </w:r>
+      <w:proofErr w:type="gramEnd"/>
+      <w:r>
+        <w:rPr>
+          <w:i/>
+          <w:iCs/>
+          <w:sz w:val="20"/>
+          <w:szCs w:val="20"/>
+        </w:rPr>
+        <w:t xml:space="preserve"> the instance level (for ALB).</w:t>
       </w:r>
     </w:p>
     <w:p>
@@ -2670,6 +2962,7 @@
           <w:bCs/>
           <w:szCs w:val="24"/>
         </w:rPr>
+        <w:lastRenderedPageBreak/>
         <w:t>AWS WAF (Web Application Firewall)</w:t>
       </w:r>
     </w:p>
@@ -2750,7 +3043,14 @@
           <w:sz w:val="20"/>
           <w:szCs w:val="20"/>
         </w:rPr>
-        <w:t>Bot trac</w:t>
+        <w:t xml:space="preserve">Bot </w:t>
+      </w:r>
+      <w:r>
+        <w:rPr>
+          <w:sz w:val="20"/>
+          <w:szCs w:val="20"/>
+        </w:rPr>
+        <w:t xml:space="preserve">traffic </w:t>
       </w:r>
     </w:p>
     <w:p>
@@ -2801,8 +3101,7 @@
           <w:bCs/>
           <w:i/>
           <w:iCs/>
-          <w:sz w:val="20"/>
-          <w:szCs w:val="20"/>
+          <w:szCs w:val="24"/>
         </w:rPr>
       </w:pPr>
       <w:r>
@@ -2811,8 +3110,7 @@
           <w:bCs/>
           <w:i/>
           <w:iCs/>
-          <w:sz w:val="20"/>
-          <w:szCs w:val="20"/>
+          <w:szCs w:val="24"/>
         </w:rPr>
         <w:t>[General Interview Questions]</w:t>
       </w:r>
@@ -2827,16 +3125,16 @@
         <w:rPr>
           <w:b/>
           <w:bCs/>
-          <w:sz w:val="20"/>
-          <w:szCs w:val="20"/>
-        </w:rPr>
-      </w:pPr>
-      <w:r>
-        <w:rPr>
-          <w:b/>
-          <w:bCs/>
-          <w:sz w:val="20"/>
-          <w:szCs w:val="20"/>
+          <w:sz w:val="22"/>
+          <w:szCs w:val="22"/>
+        </w:rPr>
+      </w:pPr>
+      <w:r>
+        <w:rPr>
+          <w:b/>
+          <w:bCs/>
+          <w:sz w:val="22"/>
+          <w:szCs w:val="22"/>
         </w:rPr>
         <w:t>What are target groups in ALB?</w:t>
       </w:r>
@@ -2922,7 +3220,30 @@
           <w:sz w:val="20"/>
           <w:szCs w:val="20"/>
         </w:rPr>
-        <w:t xml:space="preserve"> functions where trac is routed. Each</w:t>
+        <w:t xml:space="preserve"> functions where </w:t>
+      </w:r>
+      <w:proofErr w:type="gramStart"/>
+      <w:r>
+        <w:rPr>
+          <w:sz w:val="20"/>
+          <w:szCs w:val="20"/>
+        </w:rPr>
+        <w:t xml:space="preserve">traffic </w:t>
+      </w:r>
+      <w:r>
+        <w:rPr>
+          <w:sz w:val="20"/>
+          <w:szCs w:val="20"/>
+        </w:rPr>
+        <w:t xml:space="preserve"> is</w:t>
+      </w:r>
+      <w:proofErr w:type="gramEnd"/>
+      <w:r>
+        <w:rPr>
+          <w:sz w:val="20"/>
+          <w:szCs w:val="20"/>
+        </w:rPr>
+        <w:t xml:space="preserve"> routed. Each</w:t>
       </w:r>
       <w:r>
         <w:rPr>
@@ -2938,6 +3259,16 @@
         </w:rPr>
         <w:t>target group is linked to specific routing rules.</w:t>
       </w:r>
+    </w:p>
+    <w:p>
+      <w:pPr>
+        <w:pStyle w:val="ListParagraph"/>
+        <w:ind w:left="360"/>
+        <w:rPr>
+          <w:sz w:val="20"/>
+          <w:szCs w:val="20"/>
+        </w:rPr>
+      </w:pPr>
     </w:p>
     <w:p>
       <w:pPr>
@@ -2949,16 +3280,16 @@
         <w:rPr>
           <w:b/>
           <w:bCs/>
-          <w:sz w:val="20"/>
-          <w:szCs w:val="20"/>
-        </w:rPr>
-      </w:pPr>
-      <w:r>
-        <w:rPr>
-          <w:b/>
-          <w:bCs/>
-          <w:sz w:val="20"/>
-          <w:szCs w:val="20"/>
+          <w:sz w:val="22"/>
+          <w:szCs w:val="22"/>
+        </w:rPr>
+      </w:pPr>
+      <w:r>
+        <w:rPr>
+          <w:b/>
+          <w:bCs/>
+          <w:sz w:val="22"/>
+          <w:szCs w:val="22"/>
         </w:rPr>
         <w:t>What is a listener rule?</w:t>
       </w:r>
@@ -3059,6 +3390,16 @@
     <w:p>
       <w:pPr>
         <w:pStyle w:val="ListParagraph"/>
+        <w:ind w:left="360"/>
+        <w:rPr>
+          <w:sz w:val="20"/>
+          <w:szCs w:val="20"/>
+        </w:rPr>
+      </w:pPr>
+    </w:p>
+    <w:p>
+      <w:pPr>
+        <w:pStyle w:val="ListParagraph"/>
         <w:numPr>
           <w:ilvl w:val="0"/>
           <w:numId w:val="54"/>
@@ -3066,16 +3407,16 @@
         <w:rPr>
           <w:b/>
           <w:bCs/>
-          <w:sz w:val="20"/>
-          <w:szCs w:val="20"/>
-        </w:rPr>
-      </w:pPr>
-      <w:r>
-        <w:rPr>
-          <w:b/>
-          <w:bCs/>
-          <w:sz w:val="20"/>
-          <w:szCs w:val="20"/>
+          <w:sz w:val="22"/>
+          <w:szCs w:val="22"/>
+        </w:rPr>
+      </w:pPr>
+      <w:r>
+        <w:rPr>
+          <w:b/>
+          <w:bCs/>
+          <w:sz w:val="22"/>
+          <w:szCs w:val="22"/>
         </w:rPr>
         <w:t>What happens if no rules match a request in ALB?</w:t>
       </w:r>
@@ -3119,6 +3460,16 @@
     <w:p>
       <w:pPr>
         <w:pStyle w:val="ListParagraph"/>
+        <w:ind w:left="360"/>
+        <w:rPr>
+          <w:sz w:val="20"/>
+          <w:szCs w:val="20"/>
+        </w:rPr>
+      </w:pPr>
+    </w:p>
+    <w:p>
+      <w:pPr>
+        <w:pStyle w:val="ListParagraph"/>
         <w:numPr>
           <w:ilvl w:val="0"/>
           <w:numId w:val="54"/>
@@ -3281,9 +3632,13 @@
         <w:pStyle w:val="ListParagraph"/>
         <w:numPr>
           <w:ilvl w:val="0"/>
-          <w:numId w:val="59"/>
+          <w:numId w:val="71"/>
         </w:numPr>
         <w:rPr>
+          <w:b/>
+          <w:bCs/>
+          <w:i/>
+          <w:iCs/>
           <w:sz w:val="20"/>
           <w:szCs w:val="20"/>
         </w:rPr>
@@ -3302,7 +3657,50 @@
           <w:sz w:val="20"/>
           <w:szCs w:val="20"/>
         </w:rPr>
-        <w:t xml:space="preserve"> ALBs route trac from the internet</w:t>
+        <w:t xml:space="preserve"> ALBs route </w:t>
+      </w:r>
+      <w:proofErr w:type="gramStart"/>
+      <w:r>
+        <w:rPr>
+          <w:b/>
+          <w:bCs/>
+          <w:sz w:val="20"/>
+          <w:szCs w:val="20"/>
+        </w:rPr>
+        <w:t>traffic</w:t>
+      </w:r>
+      <w:r>
+        <w:rPr>
+          <w:sz w:val="20"/>
+          <w:szCs w:val="20"/>
+        </w:rPr>
+        <w:t xml:space="preserve"> </w:t>
+      </w:r>
+      <w:r>
+        <w:rPr>
+          <w:sz w:val="20"/>
+          <w:szCs w:val="20"/>
+        </w:rPr>
+        <w:t xml:space="preserve"> from</w:t>
+      </w:r>
+      <w:proofErr w:type="gramEnd"/>
+      <w:r>
+        <w:rPr>
+          <w:sz w:val="20"/>
+          <w:szCs w:val="20"/>
+        </w:rPr>
+        <w:t xml:space="preserve"> the </w:t>
+      </w:r>
+      <w:r>
+        <w:rPr>
+          <w:b/>
+          <w:bCs/>
+          <w:i/>
+          <w:iCs/>
+          <w:sz w:val="20"/>
+          <w:szCs w:val="20"/>
+        </w:rPr>
+        <w:t>internet</w:t>
       </w:r>
     </w:p>
     <w:p>
@@ -3310,7 +3708,7 @@
         <w:pStyle w:val="ListParagraph"/>
         <w:numPr>
           <w:ilvl w:val="0"/>
-          <w:numId w:val="59"/>
+          <w:numId w:val="71"/>
         </w:numPr>
         <w:rPr>
           <w:sz w:val="20"/>
@@ -3331,8 +3729,67 @@
           <w:sz w:val="20"/>
           <w:szCs w:val="20"/>
         </w:rPr>
-        <w:t xml:space="preserve"> ALBs route trac only within the VPC (private)</w:t>
-      </w:r>
+        <w:t xml:space="preserve"> ALBs route </w:t>
+      </w:r>
+      <w:proofErr w:type="gramStart"/>
+      <w:r>
+        <w:rPr>
+          <w:b/>
+          <w:bCs/>
+          <w:sz w:val="20"/>
+          <w:szCs w:val="20"/>
+        </w:rPr>
+        <w:t>traffic</w:t>
+      </w:r>
+      <w:r>
+        <w:rPr>
+          <w:sz w:val="20"/>
+          <w:szCs w:val="20"/>
+        </w:rPr>
+        <w:t xml:space="preserve"> </w:t>
+      </w:r>
+      <w:r>
+        <w:rPr>
+          <w:sz w:val="20"/>
+          <w:szCs w:val="20"/>
+        </w:rPr>
+        <w:t xml:space="preserve"> only</w:t>
+      </w:r>
+      <w:proofErr w:type="gramEnd"/>
+      <w:r>
+        <w:rPr>
+          <w:sz w:val="20"/>
+          <w:szCs w:val="20"/>
+        </w:rPr>
+        <w:t xml:space="preserve"> within </w:t>
+      </w:r>
+      <w:r>
+        <w:rPr>
+          <w:b/>
+          <w:bCs/>
+          <w:i/>
+          <w:iCs/>
+          <w:sz w:val="20"/>
+          <w:szCs w:val="20"/>
+        </w:rPr>
+        <w:t>the VPC (private</w:t>
+      </w:r>
+      <w:r>
+        <w:rPr>
+          <w:sz w:val="20"/>
+          <w:szCs w:val="20"/>
+        </w:rPr>
+        <w:t>)</w:t>
+      </w:r>
+    </w:p>
+    <w:p>
+      <w:pPr>
+        <w:pStyle w:val="ListParagraph"/>
+        <w:rPr>
+          <w:sz w:val="20"/>
+          <w:szCs w:val="20"/>
+        </w:rPr>
+      </w:pPr>
     </w:p>
     <w:p>
       <w:pPr>
@@ -3474,7 +3931,34 @@
           <w:sz w:val="20"/>
           <w:szCs w:val="20"/>
         </w:rPr>
-        <w:t>13. How can you secure an ALB endpoint?</w:t>
+        <w:t>7</w:t>
+      </w:r>
+      <w:r>
+        <w:rPr>
+          <w:b/>
+          <w:bCs/>
+          <w:sz w:val="20"/>
+          <w:szCs w:val="20"/>
+        </w:rPr>
+        <w:t xml:space="preserve">. </w:t>
+      </w:r>
+      <w:r>
+        <w:rPr>
+          <w:b/>
+          <w:bCs/>
+          <w:sz w:val="20"/>
+          <w:szCs w:val="20"/>
+        </w:rPr>
+        <w:t xml:space="preserve">   </w:t>
+      </w:r>
+      <w:r>
+        <w:rPr>
+          <w:b/>
+          <w:bCs/>
+          <w:sz w:val="20"/>
+          <w:szCs w:val="20"/>
+        </w:rPr>
+        <w:t>How can you secure an ALB endpoint?</w:t>
       </w:r>
     </w:p>
     <w:p>
@@ -3553,7 +4037,34 @@
           <w:sz w:val="20"/>
           <w:szCs w:val="20"/>
         </w:rPr>
-        <w:t>14. How would you handle blue/green deployment with ALB?</w:t>
+        <w:t>8</w:t>
+      </w:r>
+      <w:r>
+        <w:rPr>
+          <w:b/>
+          <w:bCs/>
+          <w:sz w:val="20"/>
+          <w:szCs w:val="20"/>
+        </w:rPr>
+        <w:t xml:space="preserve">. </w:t>
+      </w:r>
+      <w:r>
+        <w:rPr>
+          <w:b/>
+          <w:bCs/>
+          <w:sz w:val="20"/>
+          <w:szCs w:val="20"/>
+        </w:rPr>
+        <w:t xml:space="preserve">  </w:t>
+      </w:r>
+      <w:r>
+        <w:rPr>
+          <w:b/>
+          <w:bCs/>
+          <w:sz w:val="20"/>
+          <w:szCs w:val="20"/>
+        </w:rPr>
+        <w:t>How would you handle blue/green deployment with ALB?</w:t>
       </w:r>
     </w:p>
     <w:p>
@@ -3657,15 +4168,7 @@
           <w:sz w:val="20"/>
           <w:szCs w:val="20"/>
         </w:rPr>
-        <w:t xml:space="preserve">Switch </w:t>
-      </w:r>
-      <w:proofErr w:type="spellStart"/>
-      <w:r>
-        <w:rPr>
-          <w:sz w:val="20"/>
-          <w:szCs w:val="20"/>
-        </w:rPr>
-        <w:t>tra</w:t>
+        <w:t>Switch tra</w:t>
       </w:r>
       <w:r>
         <w:rPr>
@@ -3674,14 +4177,6 @@
         </w:rPr>
         <w:t>ffic</w:t>
       </w:r>
-      <w:r>
-        <w:rPr>
-          <w:sz w:val="20"/>
-          <w:szCs w:val="20"/>
-        </w:rPr>
-        <w:t>c</w:t>
-      </w:r>
-      <w:proofErr w:type="spellEnd"/>
       <w:r>
         <w:rPr>
           <w:sz w:val="20"/>
@@ -3692,7 +4187,7 @@
     </w:p>
     <w:sectPr>
       <w:pgSz w:w="11906" w:h="16838"/>
-      <w:pgMar w:top="1440" w:right="1440" w:bottom="1440" w:left="1440" w:header="708" w:footer="708" w:gutter="0"/>
+      <w:pgMar w:top="720" w:right="720" w:bottom="720" w:left="720" w:header="708" w:footer="708" w:gutter="0"/>
       <w:cols w:space="708"/>
       <w:docGrid w:linePitch="360"/>
     </w:sectPr>
@@ -3703,6 +4198,95 @@
 <file path=word/numbering.xml><?xml version="1.0" encoding="utf-8"?>
 <w:numbering xmlns:wpc="http://schemas.microsoft.com/office/word/2010/wordprocessingCanvas" xmlns:cx="http://schemas.microsoft.com/office/drawing/2014/chartex" xmlns:cx1="http://schemas.microsoft.com/office/drawing/2015/9/8/chartex" xmlns:cx2="http://schemas.microsoft.com/office/drawing/2015/10/21/chartex" xmlns:cx3="http://schemas.microsoft.com/office/drawing/2016/5/9/chartex" xmlns:cx4="http://schemas.microsoft.com/office/drawing/2016/5/10/chartex" xmlns:cx5="http://schemas.microsoft.com/office/drawing/2016/5/11/chartex" xmlns:cx6="http://schemas.microsoft.com/office/drawing/2016/5/12/chartex" xmlns:cx7="http://schemas.microsoft.com/office/drawing/2016/5/13/chartex" xmlns:cx8="http://schemas.microsoft.com/office/drawing/2016/5/14/chartex" xmlns:mc="http://schemas.openxmlformats.org/markup-compatibility/2006" xmlns:aink="http://schemas.microsoft.com/office/drawing/2016/ink" xmlns:am3d="http://schemas.microsoft.com/office/drawing/2017/model3d" xmlns:o="urn:schemas-microsoft-com:office:office" xmlns:oel="http://schemas.microsoft.com/office/2019/extlst" xmlns:r="http://schemas.openxmlformats.org/officeDocument/2006/relationships" xmlns:m="http://schemas.openxmlformats.org/officeDocument/2006/math" xmlns:v="urn:schemas-microsoft-com:vml" xmlns:wp14="http://schemas.microsoft.com/office/word/2010/wordprocessingDrawing" xmlns:wp="http://schemas.openxmlformats.org/drawingml/2006/wordprocessingDrawing" xmlns:w10="urn:schemas-microsoft-com:office:word" xmlns:w="http://schemas.openxmlformats.org/wordprocessingml/2006/main" xmlns:w14="http://schemas.microsoft.com/office/word/2010/wordml" xmlns:w15="http://schemas.microsoft.com/office/word/2012/wordml" xmlns:w16cex="http://schemas.microsoft.com/office/word/2018/wordml/cex" xmlns:w16cid="http://schemas.microsoft.com/office/word/2016/wordml/cid" xmlns:w16="http://schemas.microsoft.com/office/word/2018/wordml" xmlns:w16du="http://schemas.microsoft.com/office/word/2023/wordml/word16du" xmlns:w16sdtdh="http://schemas.microsoft.com/office/word/2020/wordml/sdtdatahash" xmlns:w16sdtfl="http://schemas.microsoft.com/office/word/2024/wordml/sdtformatlock" xmlns:w16se="http://schemas.microsoft.com/office/word/2015/wordml/symex" xmlns:wpg="http://schemas.microsoft.com/office/word/2010/wordprocessingGroup" xmlns:wpi="http://schemas.microsoft.com/office/word/2010/wordprocessingInk" xmlns:wne="http://schemas.microsoft.com/office/word/2006/wordml" xmlns:wps="http://schemas.microsoft.com/office/word/2010/wordprocessingShape" mc:Ignorable="w14 w15 w16se w16cid w16 w16cex w16sdtdh w16sdtfl w16du wp14">
   <w:abstractNum w:abstractNumId="0" w15:restartNumberingAfterBreak="0">
+    <w:nsid w:val="015376F7"/>
+    <w:multiLevelType w:val="hybridMultilevel"/>
+    <w:tmpl w:val="ABD6BB42"/>
+    <w:lvl w:ilvl="0" w:tplc="40090005">
+      <w:start w:val="1"/>
+      <w:numFmt w:val="bullet"/>
+      <w:lvlText w:val=""/>
+      <w:lvlJc w:val="left"/>
+      <w:pPr>
+        <w:ind w:left="720" w:hanging="360"/>
+      </w:pPr>
+      <w:rPr>
+        <w:rFonts w:ascii="Wingdings" w:hAnsi="Wingdings" w:hint="default"/>
+      </w:rPr>
+    </w:lvl>
+    <w:lvl w:ilvl="1" w:tplc="FFFFFFFF" w:tentative="1">
+      <w:start w:val="1"/>
+      <w:numFmt w:val="lowerLetter"/>
+      <w:lvlText w:val="%2."/>
+      <w:lvlJc w:val="left"/>
+      <w:pPr>
+        <w:ind w:left="1440" w:hanging="360"/>
+      </w:pPr>
+    </w:lvl>
+    <w:lvl w:ilvl="2" w:tplc="FFFFFFFF" w:tentative="1">
+      <w:start w:val="1"/>
+      <w:numFmt w:val="lowerRoman"/>
+      <w:lvlText w:val="%3."/>
+      <w:lvlJc w:val="right"/>
+      <w:pPr>
+        <w:ind w:left="2160" w:hanging="180"/>
+      </w:pPr>
+    </w:lvl>
+    <w:lvl w:ilvl="3" w:tplc="FFFFFFFF" w:tentative="1">
+      <w:start w:val="1"/>
+      <w:numFmt w:val="decimal"/>
+      <w:lvlText w:val="%4."/>
+      <w:lvlJc w:val="left"/>
+      <w:pPr>
+        <w:ind w:left="2880" w:hanging="360"/>
+      </w:pPr>
+    </w:lvl>
+    <w:lvl w:ilvl="4" w:tplc="FFFFFFFF" w:tentative="1">
+      <w:start w:val="1"/>
+      <w:numFmt w:val="lowerLetter"/>
+      <w:lvlText w:val="%5."/>
+      <w:lvlJc w:val="left"/>
+      <w:pPr>
+        <w:ind w:left="3600" w:hanging="360"/>
+      </w:pPr>
+    </w:lvl>
+    <w:lvl w:ilvl="5" w:tplc="FFFFFFFF" w:tentative="1">
+      <w:start w:val="1"/>
+      <w:numFmt w:val="lowerRoman"/>
+      <w:lvlText w:val="%6."/>
+      <w:lvlJc w:val="right"/>
+      <w:pPr>
+        <w:ind w:left="4320" w:hanging="180"/>
+      </w:pPr>
+    </w:lvl>
+    <w:lvl w:ilvl="6" w:tplc="FFFFFFFF" w:tentative="1">
+      <w:start w:val="1"/>
+      <w:numFmt w:val="decimal"/>
+      <w:lvlText w:val="%7."/>
+      <w:lvlJc w:val="left"/>
+      <w:pPr>
+        <w:ind w:left="5040" w:hanging="360"/>
+      </w:pPr>
+    </w:lvl>
+    <w:lvl w:ilvl="7" w:tplc="FFFFFFFF" w:tentative="1">
+      <w:start w:val="1"/>
+      <w:numFmt w:val="lowerLetter"/>
+      <w:lvlText w:val="%8."/>
+      <w:lvlJc w:val="left"/>
+      <w:pPr>
+        <w:ind w:left="5760" w:hanging="360"/>
+      </w:pPr>
+    </w:lvl>
+    <w:lvl w:ilvl="8" w:tplc="FFFFFFFF" w:tentative="1">
+      <w:start w:val="1"/>
+      <w:numFmt w:val="lowerRoman"/>
+      <w:lvlText w:val="%9."/>
+      <w:lvlJc w:val="right"/>
+      <w:pPr>
+        <w:ind w:left="6480" w:hanging="180"/>
+      </w:pPr>
+    </w:lvl>
+  </w:abstractNum>
+  <w:abstractNum w:abstractNumId="1" w15:restartNumberingAfterBreak="0">
     <w:nsid w:val="06CC6EE9"/>
     <w:multiLevelType w:val="hybridMultilevel"/>
     <w:tmpl w:val="715A1EB0"/>
@@ -3815,7 +4399,7 @@
       </w:rPr>
     </w:lvl>
   </w:abstractNum>
-  <w:abstractNum w:abstractNumId="1" w15:restartNumberingAfterBreak="0">
+  <w:abstractNum w:abstractNumId="2" w15:restartNumberingAfterBreak="0">
     <w:nsid w:val="07741245"/>
     <w:multiLevelType w:val="hybridMultilevel"/>
     <w:tmpl w:val="36C2FF92"/>
@@ -3928,7 +4512,233 @@
       </w:rPr>
     </w:lvl>
   </w:abstractNum>
-  <w:abstractNum w:abstractNumId="2" w15:restartNumberingAfterBreak="0">
+  <w:abstractNum w:abstractNumId="3" w15:restartNumberingAfterBreak="0">
+    <w:nsid w:val="096A463B"/>
+    <w:multiLevelType w:val="hybridMultilevel"/>
+    <w:tmpl w:val="818A2830"/>
+    <w:lvl w:ilvl="0" w:tplc="4009000B">
+      <w:start w:val="1"/>
+      <w:numFmt w:val="bullet"/>
+      <w:lvlText w:val=""/>
+      <w:lvlJc w:val="left"/>
+      <w:pPr>
+        <w:ind w:left="720" w:hanging="360"/>
+      </w:pPr>
+      <w:rPr>
+        <w:rFonts w:ascii="Wingdings" w:hAnsi="Wingdings" w:hint="default"/>
+      </w:rPr>
+    </w:lvl>
+    <w:lvl w:ilvl="1" w:tplc="FFFFFFFF">
+      <w:start w:val="1"/>
+      <w:numFmt w:val="bullet"/>
+      <w:lvlText w:val=""/>
+      <w:lvlJc w:val="left"/>
+      <w:pPr>
+        <w:ind w:left="1080" w:hanging="360"/>
+      </w:pPr>
+      <w:rPr>
+        <w:rFonts w:ascii="Wingdings" w:hAnsi="Wingdings" w:hint="default"/>
+      </w:rPr>
+    </w:lvl>
+    <w:lvl w:ilvl="2" w:tplc="FFFFFFFF" w:tentative="1">
+      <w:start w:val="1"/>
+      <w:numFmt w:val="bullet"/>
+      <w:lvlText w:val=""/>
+      <w:lvlJc w:val="left"/>
+      <w:pPr>
+        <w:ind w:left="2160" w:hanging="360"/>
+      </w:pPr>
+      <w:rPr>
+        <w:rFonts w:ascii="Wingdings" w:hAnsi="Wingdings" w:hint="default"/>
+      </w:rPr>
+    </w:lvl>
+    <w:lvl w:ilvl="3" w:tplc="FFFFFFFF" w:tentative="1">
+      <w:start w:val="1"/>
+      <w:numFmt w:val="bullet"/>
+      <w:lvlText w:val=""/>
+      <w:lvlJc w:val="left"/>
+      <w:pPr>
+        <w:ind w:left="2880" w:hanging="360"/>
+      </w:pPr>
+      <w:rPr>
+        <w:rFonts w:ascii="Symbol" w:hAnsi="Symbol" w:hint="default"/>
+      </w:rPr>
+    </w:lvl>
+    <w:lvl w:ilvl="4" w:tplc="FFFFFFFF" w:tentative="1">
+      <w:start w:val="1"/>
+      <w:numFmt w:val="bullet"/>
+      <w:lvlText w:val="o"/>
+      <w:lvlJc w:val="left"/>
+      <w:pPr>
+        <w:ind w:left="3600" w:hanging="360"/>
+      </w:pPr>
+      <w:rPr>
+        <w:rFonts w:ascii="Courier New" w:hAnsi="Courier New" w:cs="Courier New" w:hint="default"/>
+      </w:rPr>
+    </w:lvl>
+    <w:lvl w:ilvl="5" w:tplc="FFFFFFFF" w:tentative="1">
+      <w:start w:val="1"/>
+      <w:numFmt w:val="bullet"/>
+      <w:lvlText w:val=""/>
+      <w:lvlJc w:val="left"/>
+      <w:pPr>
+        <w:ind w:left="4320" w:hanging="360"/>
+      </w:pPr>
+      <w:rPr>
+        <w:rFonts w:ascii="Wingdings" w:hAnsi="Wingdings" w:hint="default"/>
+      </w:rPr>
+    </w:lvl>
+    <w:lvl w:ilvl="6" w:tplc="FFFFFFFF" w:tentative="1">
+      <w:start w:val="1"/>
+      <w:numFmt w:val="bullet"/>
+      <w:lvlText w:val=""/>
+      <w:lvlJc w:val="left"/>
+      <w:pPr>
+        <w:ind w:left="5040" w:hanging="360"/>
+      </w:pPr>
+      <w:rPr>
+        <w:rFonts w:ascii="Symbol" w:hAnsi="Symbol" w:hint="default"/>
+      </w:rPr>
+    </w:lvl>
+    <w:lvl w:ilvl="7" w:tplc="FFFFFFFF" w:tentative="1">
+      <w:start w:val="1"/>
+      <w:numFmt w:val="bullet"/>
+      <w:lvlText w:val="o"/>
+      <w:lvlJc w:val="left"/>
+      <w:pPr>
+        <w:ind w:left="5760" w:hanging="360"/>
+      </w:pPr>
+      <w:rPr>
+        <w:rFonts w:ascii="Courier New" w:hAnsi="Courier New" w:cs="Courier New" w:hint="default"/>
+      </w:rPr>
+    </w:lvl>
+    <w:lvl w:ilvl="8" w:tplc="FFFFFFFF" w:tentative="1">
+      <w:start w:val="1"/>
+      <w:numFmt w:val="bullet"/>
+      <w:lvlText w:val=""/>
+      <w:lvlJc w:val="left"/>
+      <w:pPr>
+        <w:ind w:left="6480" w:hanging="360"/>
+      </w:pPr>
+      <w:rPr>
+        <w:rFonts w:ascii="Wingdings" w:hAnsi="Wingdings" w:hint="default"/>
+      </w:rPr>
+    </w:lvl>
+  </w:abstractNum>
+  <w:abstractNum w:abstractNumId="4" w15:restartNumberingAfterBreak="0">
+    <w:nsid w:val="099C4EB8"/>
+    <w:multiLevelType w:val="hybridMultilevel"/>
+    <w:tmpl w:val="976A2CC0"/>
+    <w:lvl w:ilvl="0" w:tplc="FFFFFFFF">
+      <w:start w:val="1"/>
+      <w:numFmt w:val="bullet"/>
+      <w:lvlText w:val=""/>
+      <w:lvlJc w:val="left"/>
+      <w:pPr>
+        <w:ind w:left="720" w:hanging="360"/>
+      </w:pPr>
+      <w:rPr>
+        <w:rFonts w:ascii="Wingdings" w:hAnsi="Wingdings" w:hint="default"/>
+      </w:rPr>
+    </w:lvl>
+    <w:lvl w:ilvl="1" w:tplc="40090005">
+      <w:start w:val="1"/>
+      <w:numFmt w:val="bullet"/>
+      <w:lvlText w:val=""/>
+      <w:lvlJc w:val="left"/>
+      <w:pPr>
+        <w:ind w:left="1080" w:hanging="360"/>
+      </w:pPr>
+      <w:rPr>
+        <w:rFonts w:ascii="Wingdings" w:hAnsi="Wingdings" w:hint="default"/>
+      </w:rPr>
+    </w:lvl>
+    <w:lvl w:ilvl="2" w:tplc="FFFFFFFF" w:tentative="1">
+      <w:start w:val="1"/>
+      <w:numFmt w:val="bullet"/>
+      <w:lvlText w:val=""/>
+      <w:lvlJc w:val="left"/>
+      <w:pPr>
+        <w:ind w:left="2160" w:hanging="360"/>
+      </w:pPr>
+      <w:rPr>
+        <w:rFonts w:ascii="Wingdings" w:hAnsi="Wingdings" w:hint="default"/>
+      </w:rPr>
+    </w:lvl>
+    <w:lvl w:ilvl="3" w:tplc="FFFFFFFF" w:tentative="1">
+      <w:start w:val="1"/>
+      <w:numFmt w:val="bullet"/>
+      <w:lvlText w:val=""/>
+      <w:lvlJc w:val="left"/>
+      <w:pPr>
+        <w:ind w:left="2880" w:hanging="360"/>
+      </w:pPr>
+      <w:rPr>
+        <w:rFonts w:ascii="Symbol" w:hAnsi="Symbol" w:hint="default"/>
+      </w:rPr>
+    </w:lvl>
+    <w:lvl w:ilvl="4" w:tplc="FFFFFFFF" w:tentative="1">
+      <w:start w:val="1"/>
+      <w:numFmt w:val="bullet"/>
+      <w:lvlText w:val="o"/>
+      <w:lvlJc w:val="left"/>
+      <w:pPr>
+        <w:ind w:left="3600" w:hanging="360"/>
+      </w:pPr>
+      <w:rPr>
+        <w:rFonts w:ascii="Courier New" w:hAnsi="Courier New" w:cs="Courier New" w:hint="default"/>
+      </w:rPr>
+    </w:lvl>
+    <w:lvl w:ilvl="5" w:tplc="FFFFFFFF" w:tentative="1">
+      <w:start w:val="1"/>
+      <w:numFmt w:val="bullet"/>
+      <w:lvlText w:val=""/>
+      <w:lvlJc w:val="left"/>
+      <w:pPr>
+        <w:ind w:left="4320" w:hanging="360"/>
+      </w:pPr>
+      <w:rPr>
+        <w:rFonts w:ascii="Wingdings" w:hAnsi="Wingdings" w:hint="default"/>
+      </w:rPr>
+    </w:lvl>
+    <w:lvl w:ilvl="6" w:tplc="FFFFFFFF" w:tentative="1">
+      <w:start w:val="1"/>
+      <w:numFmt w:val="bullet"/>
+      <w:lvlText w:val=""/>
+      <w:lvlJc w:val="left"/>
+      <w:pPr>
+        <w:ind w:left="5040" w:hanging="360"/>
+      </w:pPr>
+      <w:rPr>
+        <w:rFonts w:ascii="Symbol" w:hAnsi="Symbol" w:hint="default"/>
+      </w:rPr>
+    </w:lvl>
+    <w:lvl w:ilvl="7" w:tplc="FFFFFFFF" w:tentative="1">
+      <w:start w:val="1"/>
+      <w:numFmt w:val="bullet"/>
+      <w:lvlText w:val="o"/>
+      <w:lvlJc w:val="left"/>
+      <w:pPr>
+        <w:ind w:left="5760" w:hanging="360"/>
+      </w:pPr>
+      <w:rPr>
+        <w:rFonts w:ascii="Courier New" w:hAnsi="Courier New" w:cs="Courier New" w:hint="default"/>
+      </w:rPr>
+    </w:lvl>
+    <w:lvl w:ilvl="8" w:tplc="FFFFFFFF" w:tentative="1">
+      <w:start w:val="1"/>
+      <w:numFmt w:val="bullet"/>
+      <w:lvlText w:val=""/>
+      <w:lvlJc w:val="left"/>
+      <w:pPr>
+        <w:ind w:left="6480" w:hanging="360"/>
+      </w:pPr>
+      <w:rPr>
+        <w:rFonts w:ascii="Wingdings" w:hAnsi="Wingdings" w:hint="default"/>
+      </w:rPr>
+    </w:lvl>
+  </w:abstractNum>
+  <w:abstractNum w:abstractNumId="5" w15:restartNumberingAfterBreak="0">
     <w:nsid w:val="09AF3C3F"/>
     <w:multiLevelType w:val="hybridMultilevel"/>
     <w:tmpl w:val="0AC0C024"/>
@@ -4041,7 +4851,7 @@
       </w:rPr>
     </w:lvl>
   </w:abstractNum>
-  <w:abstractNum w:abstractNumId="3" w15:restartNumberingAfterBreak="0">
+  <w:abstractNum w:abstractNumId="6" w15:restartNumberingAfterBreak="0">
     <w:nsid w:val="10A672B2"/>
     <w:multiLevelType w:val="hybridMultilevel"/>
     <w:tmpl w:val="D20E02B4"/>
@@ -4154,7 +4964,7 @@
       </w:rPr>
     </w:lvl>
   </w:abstractNum>
-  <w:abstractNum w:abstractNumId="4" w15:restartNumberingAfterBreak="0">
+  <w:abstractNum w:abstractNumId="7" w15:restartNumberingAfterBreak="0">
     <w:nsid w:val="11EA008C"/>
     <w:multiLevelType w:val="hybridMultilevel"/>
     <w:tmpl w:val="45D8C6E6"/>
@@ -4267,7 +5077,7 @@
       </w:rPr>
     </w:lvl>
   </w:abstractNum>
-  <w:abstractNum w:abstractNumId="5" w15:restartNumberingAfterBreak="0">
+  <w:abstractNum w:abstractNumId="8" w15:restartNumberingAfterBreak="0">
     <w:nsid w:val="12161B81"/>
     <w:multiLevelType w:val="hybridMultilevel"/>
     <w:tmpl w:val="9D2AFAA6"/>
@@ -4380,7 +5190,7 @@
       </w:rPr>
     </w:lvl>
   </w:abstractNum>
-  <w:abstractNum w:abstractNumId="6" w15:restartNumberingAfterBreak="0">
+  <w:abstractNum w:abstractNumId="9" w15:restartNumberingAfterBreak="0">
     <w:nsid w:val="14C907FF"/>
     <w:multiLevelType w:val="multilevel"/>
     <w:tmpl w:val="FC3ADA2E"/>
@@ -4529,7 +5339,7 @@
       </w:rPr>
     </w:lvl>
   </w:abstractNum>
-  <w:abstractNum w:abstractNumId="7" w15:restartNumberingAfterBreak="0">
+  <w:abstractNum w:abstractNumId="10" w15:restartNumberingAfterBreak="0">
     <w:nsid w:val="152E3A20"/>
     <w:multiLevelType w:val="multilevel"/>
     <w:tmpl w:val="3744B0A0"/>
@@ -4678,7 +5488,7 @@
       </w:rPr>
     </w:lvl>
   </w:abstractNum>
-  <w:abstractNum w:abstractNumId="8" w15:restartNumberingAfterBreak="0">
+  <w:abstractNum w:abstractNumId="11" w15:restartNumberingAfterBreak="0">
     <w:nsid w:val="16B5567A"/>
     <w:multiLevelType w:val="multilevel"/>
     <w:tmpl w:val="BE08C972"/>
@@ -4827,7 +5637,7 @@
       </w:rPr>
     </w:lvl>
   </w:abstractNum>
-  <w:abstractNum w:abstractNumId="9" w15:restartNumberingAfterBreak="0">
+  <w:abstractNum w:abstractNumId="12" w15:restartNumberingAfterBreak="0">
     <w:nsid w:val="18BA4BB9"/>
     <w:multiLevelType w:val="hybridMultilevel"/>
     <w:tmpl w:val="3D1001E0"/>
@@ -4917,7 +5727,7 @@
       </w:pPr>
     </w:lvl>
   </w:abstractNum>
-  <w:abstractNum w:abstractNumId="10" w15:restartNumberingAfterBreak="0">
+  <w:abstractNum w:abstractNumId="13" w15:restartNumberingAfterBreak="0">
     <w:nsid w:val="1CD97521"/>
     <w:multiLevelType w:val="multilevel"/>
     <w:tmpl w:val="70362FA0"/>
@@ -5066,7 +5876,7 @@
       </w:rPr>
     </w:lvl>
   </w:abstractNum>
-  <w:abstractNum w:abstractNumId="11" w15:restartNumberingAfterBreak="0">
+  <w:abstractNum w:abstractNumId="14" w15:restartNumberingAfterBreak="0">
     <w:nsid w:val="1E3B65B4"/>
     <w:multiLevelType w:val="hybridMultilevel"/>
     <w:tmpl w:val="D4B01B42"/>
@@ -5179,7 +5989,7 @@
       </w:rPr>
     </w:lvl>
   </w:abstractNum>
-  <w:abstractNum w:abstractNumId="12" w15:restartNumberingAfterBreak="0">
+  <w:abstractNum w:abstractNumId="15" w15:restartNumberingAfterBreak="0">
     <w:nsid w:val="1E530844"/>
     <w:multiLevelType w:val="hybridMultilevel"/>
     <w:tmpl w:val="9E64D9C6"/>
@@ -5292,7 +6102,7 @@
       </w:rPr>
     </w:lvl>
   </w:abstractNum>
-  <w:abstractNum w:abstractNumId="13" w15:restartNumberingAfterBreak="0">
+  <w:abstractNum w:abstractNumId="16" w15:restartNumberingAfterBreak="0">
     <w:nsid w:val="218B7DFB"/>
     <w:multiLevelType w:val="hybridMultilevel"/>
     <w:tmpl w:val="C5AE50C4"/>
@@ -5405,7 +6215,120 @@
       </w:rPr>
     </w:lvl>
   </w:abstractNum>
-  <w:abstractNum w:abstractNumId="14" w15:restartNumberingAfterBreak="0">
+  <w:abstractNum w:abstractNumId="17" w15:restartNumberingAfterBreak="0">
+    <w:nsid w:val="21A602C3"/>
+    <w:multiLevelType w:val="hybridMultilevel"/>
+    <w:tmpl w:val="5E648D32"/>
+    <w:lvl w:ilvl="0" w:tplc="40090005">
+      <w:start w:val="1"/>
+      <w:numFmt w:val="bullet"/>
+      <w:lvlText w:val=""/>
+      <w:lvlJc w:val="left"/>
+      <w:pPr>
+        <w:ind w:left="1080" w:hanging="360"/>
+      </w:pPr>
+      <w:rPr>
+        <w:rFonts w:ascii="Wingdings" w:hAnsi="Wingdings" w:hint="default"/>
+      </w:rPr>
+    </w:lvl>
+    <w:lvl w:ilvl="1" w:tplc="40090003" w:tentative="1">
+      <w:start w:val="1"/>
+      <w:numFmt w:val="bullet"/>
+      <w:lvlText w:val="o"/>
+      <w:lvlJc w:val="left"/>
+      <w:pPr>
+        <w:ind w:left="1800" w:hanging="360"/>
+      </w:pPr>
+      <w:rPr>
+        <w:rFonts w:ascii="Courier New" w:hAnsi="Courier New" w:cs="Courier New" w:hint="default"/>
+      </w:rPr>
+    </w:lvl>
+    <w:lvl w:ilvl="2" w:tplc="40090005" w:tentative="1">
+      <w:start w:val="1"/>
+      <w:numFmt w:val="bullet"/>
+      <w:lvlText w:val=""/>
+      <w:lvlJc w:val="left"/>
+      <w:pPr>
+        <w:ind w:left="2520" w:hanging="360"/>
+      </w:pPr>
+      <w:rPr>
+        <w:rFonts w:ascii="Wingdings" w:hAnsi="Wingdings" w:hint="default"/>
+      </w:rPr>
+    </w:lvl>
+    <w:lvl w:ilvl="3" w:tplc="40090001" w:tentative="1">
+      <w:start w:val="1"/>
+      <w:numFmt w:val="bullet"/>
+      <w:lvlText w:val=""/>
+      <w:lvlJc w:val="left"/>
+      <w:pPr>
+        <w:ind w:left="3240" w:hanging="360"/>
+      </w:pPr>
+      <w:rPr>
+        <w:rFonts w:ascii="Symbol" w:hAnsi="Symbol" w:hint="default"/>
+      </w:rPr>
+    </w:lvl>
+    <w:lvl w:ilvl="4" w:tplc="40090003" w:tentative="1">
+      <w:start w:val="1"/>
+      <w:numFmt w:val="bullet"/>
+      <w:lvlText w:val="o"/>
+      <w:lvlJc w:val="left"/>
+      <w:pPr>
+        <w:ind w:left="3960" w:hanging="360"/>
+      </w:pPr>
+      <w:rPr>
+        <w:rFonts w:ascii="Courier New" w:hAnsi="Courier New" w:cs="Courier New" w:hint="default"/>
+      </w:rPr>
+    </w:lvl>
+    <w:lvl w:ilvl="5" w:tplc="40090005" w:tentative="1">
+      <w:start w:val="1"/>
+      <w:numFmt w:val="bullet"/>
+      <w:lvlText w:val=""/>
+      <w:lvlJc w:val="left"/>
+      <w:pPr>
+        <w:ind w:left="4680" w:hanging="360"/>
+      </w:pPr>
+      <w:rPr>
+        <w:rFonts w:ascii="Wingdings" w:hAnsi="Wingdings" w:hint="default"/>
+      </w:rPr>
+    </w:lvl>
+    <w:lvl w:ilvl="6" w:tplc="40090001" w:tentative="1">
+      <w:start w:val="1"/>
+      <w:numFmt w:val="bullet"/>
+      <w:lvlText w:val=""/>
+      <w:lvlJc w:val="left"/>
+      <w:pPr>
+        <w:ind w:left="5400" w:hanging="360"/>
+      </w:pPr>
+      <w:rPr>
+        <w:rFonts w:ascii="Symbol" w:hAnsi="Symbol" w:hint="default"/>
+      </w:rPr>
+    </w:lvl>
+    <w:lvl w:ilvl="7" w:tplc="40090003" w:tentative="1">
+      <w:start w:val="1"/>
+      <w:numFmt w:val="bullet"/>
+      <w:lvlText w:val="o"/>
+      <w:lvlJc w:val="left"/>
+      <w:pPr>
+        <w:ind w:left="6120" w:hanging="360"/>
+      </w:pPr>
+      <w:rPr>
+        <w:rFonts w:ascii="Courier New" w:hAnsi="Courier New" w:cs="Courier New" w:hint="default"/>
+      </w:rPr>
+    </w:lvl>
+    <w:lvl w:ilvl="8" w:tplc="40090005" w:tentative="1">
+      <w:start w:val="1"/>
+      <w:numFmt w:val="bullet"/>
+      <w:lvlText w:val=""/>
+      <w:lvlJc w:val="left"/>
+      <w:pPr>
+        <w:ind w:left="6840" w:hanging="360"/>
+      </w:pPr>
+      <w:rPr>
+        <w:rFonts w:ascii="Wingdings" w:hAnsi="Wingdings" w:hint="default"/>
+      </w:rPr>
+    </w:lvl>
+  </w:abstractNum>
+  <w:abstractNum w:abstractNumId="18" w15:restartNumberingAfterBreak="0">
     <w:nsid w:val="21EA4F76"/>
     <w:multiLevelType w:val="hybridMultilevel"/>
     <w:tmpl w:val="3982B688"/>
@@ -5518,7 +6441,206 @@
       </w:rPr>
     </w:lvl>
   </w:abstractNum>
-  <w:abstractNum w:abstractNumId="15" w15:restartNumberingAfterBreak="0">
+  <w:abstractNum w:abstractNumId="19" w15:restartNumberingAfterBreak="0">
+    <w:nsid w:val="22E55BA1"/>
+    <w:multiLevelType w:val="hybridMultilevel"/>
+    <w:tmpl w:val="094E6608"/>
+    <w:lvl w:ilvl="0" w:tplc="4009000F">
+      <w:start w:val="1"/>
+      <w:numFmt w:val="decimal"/>
+      <w:lvlText w:val="%1."/>
+      <w:lvlJc w:val="left"/>
+      <w:pPr>
+        <w:ind w:left="1080" w:hanging="360"/>
+      </w:pPr>
+    </w:lvl>
+    <w:lvl w:ilvl="1" w:tplc="40090019" w:tentative="1">
+      <w:start w:val="1"/>
+      <w:numFmt w:val="lowerLetter"/>
+      <w:lvlText w:val="%2."/>
+      <w:lvlJc w:val="left"/>
+      <w:pPr>
+        <w:ind w:left="1800" w:hanging="360"/>
+      </w:pPr>
+    </w:lvl>
+    <w:lvl w:ilvl="2" w:tplc="4009001B" w:tentative="1">
+      <w:start w:val="1"/>
+      <w:numFmt w:val="lowerRoman"/>
+      <w:lvlText w:val="%3."/>
+      <w:lvlJc w:val="right"/>
+      <w:pPr>
+        <w:ind w:left="2520" w:hanging="180"/>
+      </w:pPr>
+    </w:lvl>
+    <w:lvl w:ilvl="3" w:tplc="4009000F" w:tentative="1">
+      <w:start w:val="1"/>
+      <w:numFmt w:val="decimal"/>
+      <w:lvlText w:val="%4."/>
+      <w:lvlJc w:val="left"/>
+      <w:pPr>
+        <w:ind w:left="3240" w:hanging="360"/>
+      </w:pPr>
+    </w:lvl>
+    <w:lvl w:ilvl="4" w:tplc="40090019" w:tentative="1">
+      <w:start w:val="1"/>
+      <w:numFmt w:val="lowerLetter"/>
+      <w:lvlText w:val="%5."/>
+      <w:lvlJc w:val="left"/>
+      <w:pPr>
+        <w:ind w:left="3960" w:hanging="360"/>
+      </w:pPr>
+    </w:lvl>
+    <w:lvl w:ilvl="5" w:tplc="4009001B" w:tentative="1">
+      <w:start w:val="1"/>
+      <w:numFmt w:val="lowerRoman"/>
+      <w:lvlText w:val="%6."/>
+      <w:lvlJc w:val="right"/>
+      <w:pPr>
+        <w:ind w:left="4680" w:hanging="180"/>
+      </w:pPr>
+    </w:lvl>
+    <w:lvl w:ilvl="6" w:tplc="4009000F" w:tentative="1">
+      <w:start w:val="1"/>
+      <w:numFmt w:val="decimal"/>
+      <w:lvlText w:val="%7."/>
+      <w:lvlJc w:val="left"/>
+      <w:pPr>
+        <w:ind w:left="5400" w:hanging="360"/>
+      </w:pPr>
+    </w:lvl>
+    <w:lvl w:ilvl="7" w:tplc="40090019" w:tentative="1">
+      <w:start w:val="1"/>
+      <w:numFmt w:val="lowerLetter"/>
+      <w:lvlText w:val="%8."/>
+      <w:lvlJc w:val="left"/>
+      <w:pPr>
+        <w:ind w:left="6120" w:hanging="360"/>
+      </w:pPr>
+    </w:lvl>
+    <w:lvl w:ilvl="8" w:tplc="4009001B" w:tentative="1">
+      <w:start w:val="1"/>
+      <w:numFmt w:val="lowerRoman"/>
+      <w:lvlText w:val="%9."/>
+      <w:lvlJc w:val="right"/>
+      <w:pPr>
+        <w:ind w:left="6840" w:hanging="180"/>
+      </w:pPr>
+    </w:lvl>
+  </w:abstractNum>
+  <w:abstractNum w:abstractNumId="20" w15:restartNumberingAfterBreak="0">
+    <w:nsid w:val="23A10D5A"/>
+    <w:multiLevelType w:val="hybridMultilevel"/>
+    <w:tmpl w:val="CC0A0F04"/>
+    <w:lvl w:ilvl="0" w:tplc="40090005">
+      <w:start w:val="1"/>
+      <w:numFmt w:val="bullet"/>
+      <w:lvlText w:val=""/>
+      <w:lvlJc w:val="left"/>
+      <w:pPr>
+        <w:ind w:left="1080" w:hanging="360"/>
+      </w:pPr>
+      <w:rPr>
+        <w:rFonts w:ascii="Wingdings" w:hAnsi="Wingdings" w:hint="default"/>
+      </w:rPr>
+    </w:lvl>
+    <w:lvl w:ilvl="1" w:tplc="40090003" w:tentative="1">
+      <w:start w:val="1"/>
+      <w:numFmt w:val="bullet"/>
+      <w:lvlText w:val="o"/>
+      <w:lvlJc w:val="left"/>
+      <w:pPr>
+        <w:ind w:left="1800" w:hanging="360"/>
+      </w:pPr>
+      <w:rPr>
+        <w:rFonts w:ascii="Courier New" w:hAnsi="Courier New" w:cs="Courier New" w:hint="default"/>
+      </w:rPr>
+    </w:lvl>
+    <w:lvl w:ilvl="2" w:tplc="40090005" w:tentative="1">
+      <w:start w:val="1"/>
+      <w:numFmt w:val="bullet"/>
+      <w:lvlText w:val=""/>
+      <w:lvlJc w:val="left"/>
+      <w:pPr>
+        <w:ind w:left="2520" w:hanging="360"/>
+      </w:pPr>
+      <w:rPr>
+        <w:rFonts w:ascii="Wingdings" w:hAnsi="Wingdings" w:hint="default"/>
+      </w:rPr>
+    </w:lvl>
+    <w:lvl w:ilvl="3" w:tplc="40090001" w:tentative="1">
+      <w:start w:val="1"/>
+      <w:numFmt w:val="bullet"/>
+      <w:lvlText w:val=""/>
+      <w:lvlJc w:val="left"/>
+      <w:pPr>
+        <w:ind w:left="3240" w:hanging="360"/>
+      </w:pPr>
+      <w:rPr>
+        <w:rFonts w:ascii="Symbol" w:hAnsi="Symbol" w:hint="default"/>
+      </w:rPr>
+    </w:lvl>
+    <w:lvl w:ilvl="4" w:tplc="40090003" w:tentative="1">
+      <w:start w:val="1"/>
+      <w:numFmt w:val="bullet"/>
+      <w:lvlText w:val="o"/>
+      <w:lvlJc w:val="left"/>
+      <w:pPr>
+        <w:ind w:left="3960" w:hanging="360"/>
+      </w:pPr>
+      <w:rPr>
+        <w:rFonts w:ascii="Courier New" w:hAnsi="Courier New" w:cs="Courier New" w:hint="default"/>
+      </w:rPr>
+    </w:lvl>
+    <w:lvl w:ilvl="5" w:tplc="40090005" w:tentative="1">
+      <w:start w:val="1"/>
+      <w:numFmt w:val="bullet"/>
+      <w:lvlText w:val=""/>
+      <w:lvlJc w:val="left"/>
+      <w:pPr>
+        <w:ind w:left="4680" w:hanging="360"/>
+      </w:pPr>
+      <w:rPr>
+        <w:rFonts w:ascii="Wingdings" w:hAnsi="Wingdings" w:hint="default"/>
+      </w:rPr>
+    </w:lvl>
+    <w:lvl w:ilvl="6" w:tplc="40090001" w:tentative="1">
+      <w:start w:val="1"/>
+      <w:numFmt w:val="bullet"/>
+      <w:lvlText w:val=""/>
+      <w:lvlJc w:val="left"/>
+      <w:pPr>
+        <w:ind w:left="5400" w:hanging="360"/>
+      </w:pPr>
+      <w:rPr>
+        <w:rFonts w:ascii="Symbol" w:hAnsi="Symbol" w:hint="default"/>
+      </w:rPr>
+    </w:lvl>
+    <w:lvl w:ilvl="7" w:tplc="40090003" w:tentative="1">
+      <w:start w:val="1"/>
+      <w:numFmt w:val="bullet"/>
+      <w:lvlText w:val="o"/>
+      <w:lvlJc w:val="left"/>
+      <w:pPr>
+        <w:ind w:left="6120" w:hanging="360"/>
+      </w:pPr>
+      <w:rPr>
+        <w:rFonts w:ascii="Courier New" w:hAnsi="Courier New" w:cs="Courier New" w:hint="default"/>
+      </w:rPr>
+    </w:lvl>
+    <w:lvl w:ilvl="8" w:tplc="40090005" w:tentative="1">
+      <w:start w:val="1"/>
+      <w:numFmt w:val="bullet"/>
+      <w:lvlText w:val=""/>
+      <w:lvlJc w:val="left"/>
+      <w:pPr>
+        <w:ind w:left="6840" w:hanging="360"/>
+      </w:pPr>
+      <w:rPr>
+        <w:rFonts w:ascii="Wingdings" w:hAnsi="Wingdings" w:hint="default"/>
+      </w:rPr>
+    </w:lvl>
+  </w:abstractNum>
+  <w:abstractNum w:abstractNumId="21" w15:restartNumberingAfterBreak="0">
     <w:nsid w:val="24050D49"/>
     <w:multiLevelType w:val="hybridMultilevel"/>
     <w:tmpl w:val="926CD53E"/>
@@ -5631,7 +6753,7 @@
       </w:rPr>
     </w:lvl>
   </w:abstractNum>
-  <w:abstractNum w:abstractNumId="16" w15:restartNumberingAfterBreak="0">
+  <w:abstractNum w:abstractNumId="22" w15:restartNumberingAfterBreak="0">
     <w:nsid w:val="24406664"/>
     <w:multiLevelType w:val="hybridMultilevel"/>
     <w:tmpl w:val="C5B8B30E"/>
@@ -5744,7 +6866,7 @@
       </w:rPr>
     </w:lvl>
   </w:abstractNum>
-  <w:abstractNum w:abstractNumId="17" w15:restartNumberingAfterBreak="0">
+  <w:abstractNum w:abstractNumId="23" w15:restartNumberingAfterBreak="0">
     <w:nsid w:val="245C1A2F"/>
     <w:multiLevelType w:val="hybridMultilevel"/>
     <w:tmpl w:val="8020ECFC"/>
@@ -5857,7 +6979,7 @@
       </w:rPr>
     </w:lvl>
   </w:abstractNum>
-  <w:abstractNum w:abstractNumId="18" w15:restartNumberingAfterBreak="0">
+  <w:abstractNum w:abstractNumId="24" w15:restartNumberingAfterBreak="0">
     <w:nsid w:val="26B070D3"/>
     <w:multiLevelType w:val="hybridMultilevel"/>
     <w:tmpl w:val="28580166"/>
@@ -5970,7 +7092,7 @@
       </w:rPr>
     </w:lvl>
   </w:abstractNum>
-  <w:abstractNum w:abstractNumId="19" w15:restartNumberingAfterBreak="0">
+  <w:abstractNum w:abstractNumId="25" w15:restartNumberingAfterBreak="0">
     <w:nsid w:val="28586773"/>
     <w:multiLevelType w:val="hybridMultilevel"/>
     <w:tmpl w:val="DD28DEFA"/>
@@ -6083,7 +7205,7 @@
       </w:rPr>
     </w:lvl>
   </w:abstractNum>
-  <w:abstractNum w:abstractNumId="20" w15:restartNumberingAfterBreak="0">
+  <w:abstractNum w:abstractNumId="26" w15:restartNumberingAfterBreak="0">
     <w:nsid w:val="2878448C"/>
     <w:multiLevelType w:val="multilevel"/>
     <w:tmpl w:val="5608F62C"/>
@@ -6228,7 +7350,7 @@
       </w:rPr>
     </w:lvl>
   </w:abstractNum>
-  <w:abstractNum w:abstractNumId="21" w15:restartNumberingAfterBreak="0">
+  <w:abstractNum w:abstractNumId="27" w15:restartNumberingAfterBreak="0">
     <w:nsid w:val="289A6668"/>
     <w:multiLevelType w:val="hybridMultilevel"/>
     <w:tmpl w:val="D51C1544"/>
@@ -6341,7 +7463,7 @@
       </w:rPr>
     </w:lvl>
   </w:abstractNum>
-  <w:abstractNum w:abstractNumId="22" w15:restartNumberingAfterBreak="0">
+  <w:abstractNum w:abstractNumId="28" w15:restartNumberingAfterBreak="0">
     <w:nsid w:val="2B5A52F0"/>
     <w:multiLevelType w:val="hybridMultilevel"/>
     <w:tmpl w:val="7A161FEC"/>
@@ -6430,7 +7552,7 @@
       </w:pPr>
     </w:lvl>
   </w:abstractNum>
-  <w:abstractNum w:abstractNumId="23" w15:restartNumberingAfterBreak="0">
+  <w:abstractNum w:abstractNumId="29" w15:restartNumberingAfterBreak="0">
     <w:nsid w:val="2EFA70A3"/>
     <w:multiLevelType w:val="hybridMultilevel"/>
     <w:tmpl w:val="ECFC3824"/>
@@ -6543,7 +7665,120 @@
       </w:rPr>
     </w:lvl>
   </w:abstractNum>
-  <w:abstractNum w:abstractNumId="24" w15:restartNumberingAfterBreak="0">
+  <w:abstractNum w:abstractNumId="30" w15:restartNumberingAfterBreak="0">
+    <w:nsid w:val="30154A9C"/>
+    <w:multiLevelType w:val="hybridMultilevel"/>
+    <w:tmpl w:val="09B81D3A"/>
+    <w:lvl w:ilvl="0" w:tplc="4009000F">
+      <w:start w:val="1"/>
+      <w:numFmt w:val="decimal"/>
+      <w:lvlText w:val="%1."/>
+      <w:lvlJc w:val="left"/>
+      <w:pPr>
+        <w:ind w:left="720" w:hanging="360"/>
+      </w:pPr>
+      <w:rPr>
+        <w:rFonts w:hint="default"/>
+      </w:rPr>
+    </w:lvl>
+    <w:lvl w:ilvl="1" w:tplc="FFFFFFFF">
+      <w:start w:val="1"/>
+      <w:numFmt w:val="bullet"/>
+      <w:lvlText w:val="o"/>
+      <w:lvlJc w:val="left"/>
+      <w:pPr>
+        <w:ind w:left="1440" w:hanging="360"/>
+      </w:pPr>
+      <w:rPr>
+        <w:rFonts w:ascii="Courier New" w:hAnsi="Courier New" w:cs="Courier New" w:hint="default"/>
+      </w:rPr>
+    </w:lvl>
+    <w:lvl w:ilvl="2" w:tplc="FFFFFFFF" w:tentative="1">
+      <w:start w:val="1"/>
+      <w:numFmt w:val="bullet"/>
+      <w:lvlText w:val=""/>
+      <w:lvlJc w:val="left"/>
+      <w:pPr>
+        <w:ind w:left="2160" w:hanging="360"/>
+      </w:pPr>
+      <w:rPr>
+        <w:rFonts w:ascii="Wingdings" w:hAnsi="Wingdings" w:hint="default"/>
+      </w:rPr>
+    </w:lvl>
+    <w:lvl w:ilvl="3" w:tplc="FFFFFFFF" w:tentative="1">
+      <w:start w:val="1"/>
+      <w:numFmt w:val="bullet"/>
+      <w:lvlText w:val=""/>
+      <w:lvlJc w:val="left"/>
+      <w:pPr>
+        <w:ind w:left="2880" w:hanging="360"/>
+      </w:pPr>
+      <w:rPr>
+        <w:rFonts w:ascii="Symbol" w:hAnsi="Symbol" w:hint="default"/>
+      </w:rPr>
+    </w:lvl>
+    <w:lvl w:ilvl="4" w:tplc="FFFFFFFF" w:tentative="1">
+      <w:start w:val="1"/>
+      <w:numFmt w:val="bullet"/>
+      <w:lvlText w:val="o"/>
+      <w:lvlJc w:val="left"/>
+      <w:pPr>
+        <w:ind w:left="3600" w:hanging="360"/>
+      </w:pPr>
+      <w:rPr>
+        <w:rFonts w:ascii="Courier New" w:hAnsi="Courier New" w:cs="Courier New" w:hint="default"/>
+      </w:rPr>
+    </w:lvl>
+    <w:lvl w:ilvl="5" w:tplc="FFFFFFFF" w:tentative="1">
+      <w:start w:val="1"/>
+      <w:numFmt w:val="bullet"/>
+      <w:lvlText w:val=""/>
+      <w:lvlJc w:val="left"/>
+      <w:pPr>
+        <w:ind w:left="4320" w:hanging="360"/>
+      </w:pPr>
+      <w:rPr>
+        <w:rFonts w:ascii="Wingdings" w:hAnsi="Wingdings" w:hint="default"/>
+      </w:rPr>
+    </w:lvl>
+    <w:lvl w:ilvl="6" w:tplc="FFFFFFFF" w:tentative="1">
+      <w:start w:val="1"/>
+      <w:numFmt w:val="bullet"/>
+      <w:lvlText w:val=""/>
+      <w:lvlJc w:val="left"/>
+      <w:pPr>
+        <w:ind w:left="5040" w:hanging="360"/>
+      </w:pPr>
+      <w:rPr>
+        <w:rFonts w:ascii="Symbol" w:hAnsi="Symbol" w:hint="default"/>
+      </w:rPr>
+    </w:lvl>
+    <w:lvl w:ilvl="7" w:tplc="FFFFFFFF" w:tentative="1">
+      <w:start w:val="1"/>
+      <w:numFmt w:val="bullet"/>
+      <w:lvlText w:val="o"/>
+      <w:lvlJc w:val="left"/>
+      <w:pPr>
+        <w:ind w:left="5760" w:hanging="360"/>
+      </w:pPr>
+      <w:rPr>
+        <w:rFonts w:ascii="Courier New" w:hAnsi="Courier New" w:cs="Courier New" w:hint="default"/>
+      </w:rPr>
+    </w:lvl>
+    <w:lvl w:ilvl="8" w:tplc="FFFFFFFF" w:tentative="1">
+      <w:start w:val="1"/>
+      <w:numFmt w:val="bullet"/>
+      <w:lvlText w:val=""/>
+      <w:lvlJc w:val="left"/>
+      <w:pPr>
+        <w:ind w:left="6480" w:hanging="360"/>
+      </w:pPr>
+      <w:rPr>
+        <w:rFonts w:ascii="Wingdings" w:hAnsi="Wingdings" w:hint="default"/>
+      </w:rPr>
+    </w:lvl>
+  </w:abstractNum>
+  <w:abstractNum w:abstractNumId="31" w15:restartNumberingAfterBreak="0">
     <w:nsid w:val="307F226B"/>
     <w:multiLevelType w:val="hybridMultilevel"/>
     <w:tmpl w:val="2CE81B16"/>
@@ -6656,7 +7891,7 @@
       </w:rPr>
     </w:lvl>
   </w:abstractNum>
-  <w:abstractNum w:abstractNumId="25" w15:restartNumberingAfterBreak="0">
+  <w:abstractNum w:abstractNumId="32" w15:restartNumberingAfterBreak="0">
     <w:nsid w:val="30876D3A"/>
     <w:multiLevelType w:val="hybridMultilevel"/>
     <w:tmpl w:val="0114D06A"/>
@@ -6769,7 +8004,7 @@
       </w:rPr>
     </w:lvl>
   </w:abstractNum>
-  <w:abstractNum w:abstractNumId="26" w15:restartNumberingAfterBreak="0">
+  <w:abstractNum w:abstractNumId="33" w15:restartNumberingAfterBreak="0">
     <w:nsid w:val="335F1443"/>
     <w:multiLevelType w:val="multilevel"/>
     <w:tmpl w:val="FB521D9C"/>
@@ -6918,7 +8153,7 @@
       </w:rPr>
     </w:lvl>
   </w:abstractNum>
-  <w:abstractNum w:abstractNumId="27" w15:restartNumberingAfterBreak="0">
+  <w:abstractNum w:abstractNumId="34" w15:restartNumberingAfterBreak="0">
     <w:nsid w:val="36CF515C"/>
     <w:multiLevelType w:val="hybridMultilevel"/>
     <w:tmpl w:val="F5CC23BA"/>
@@ -7031,7 +8266,7 @@
       </w:rPr>
     </w:lvl>
   </w:abstractNum>
-  <w:abstractNum w:abstractNumId="28" w15:restartNumberingAfterBreak="0">
+  <w:abstractNum w:abstractNumId="35" w15:restartNumberingAfterBreak="0">
     <w:nsid w:val="389B5ED2"/>
     <w:multiLevelType w:val="hybridMultilevel"/>
     <w:tmpl w:val="D51AD0A0"/>
@@ -7144,7 +8379,7 @@
       </w:rPr>
     </w:lvl>
   </w:abstractNum>
-  <w:abstractNum w:abstractNumId="29" w15:restartNumberingAfterBreak="0">
+  <w:abstractNum w:abstractNumId="36" w15:restartNumberingAfterBreak="0">
     <w:nsid w:val="3BD51AC3"/>
     <w:multiLevelType w:val="hybridMultilevel"/>
     <w:tmpl w:val="D0D4F2FA"/>
@@ -7233,7 +8468,7 @@
       </w:pPr>
     </w:lvl>
   </w:abstractNum>
-  <w:abstractNum w:abstractNumId="30" w15:restartNumberingAfterBreak="0">
+  <w:abstractNum w:abstractNumId="37" w15:restartNumberingAfterBreak="0">
     <w:nsid w:val="3D4D00FB"/>
     <w:multiLevelType w:val="hybridMultilevel"/>
     <w:tmpl w:val="A52CFDDC"/>
@@ -7346,7 +8581,7 @@
       </w:rPr>
     </w:lvl>
   </w:abstractNum>
-  <w:abstractNum w:abstractNumId="31" w15:restartNumberingAfterBreak="0">
+  <w:abstractNum w:abstractNumId="38" w15:restartNumberingAfterBreak="0">
     <w:nsid w:val="409F5FB9"/>
     <w:multiLevelType w:val="multilevel"/>
     <w:tmpl w:val="20CA404C"/>
@@ -7495,7 +8730,7 @@
       </w:rPr>
     </w:lvl>
   </w:abstractNum>
-  <w:abstractNum w:abstractNumId="32" w15:restartNumberingAfterBreak="0">
+  <w:abstractNum w:abstractNumId="39" w15:restartNumberingAfterBreak="0">
     <w:nsid w:val="41FD4912"/>
     <w:multiLevelType w:val="hybridMultilevel"/>
     <w:tmpl w:val="FA54EDCC"/>
@@ -7608,7 +8843,7 @@
       </w:rPr>
     </w:lvl>
   </w:abstractNum>
-  <w:abstractNum w:abstractNumId="33" w15:restartNumberingAfterBreak="0">
+  <w:abstractNum w:abstractNumId="40" w15:restartNumberingAfterBreak="0">
     <w:nsid w:val="42A50224"/>
     <w:multiLevelType w:val="hybridMultilevel"/>
     <w:tmpl w:val="A6E89838"/>
@@ -7721,7 +8956,7 @@
       </w:rPr>
     </w:lvl>
   </w:abstractNum>
-  <w:abstractNum w:abstractNumId="34" w15:restartNumberingAfterBreak="0">
+  <w:abstractNum w:abstractNumId="41" w15:restartNumberingAfterBreak="0">
     <w:nsid w:val="43055F0F"/>
     <w:multiLevelType w:val="multilevel"/>
     <w:tmpl w:val="D42E6F6C"/>
@@ -7870,7 +9105,7 @@
       </w:rPr>
     </w:lvl>
   </w:abstractNum>
-  <w:abstractNum w:abstractNumId="35" w15:restartNumberingAfterBreak="0">
+  <w:abstractNum w:abstractNumId="42" w15:restartNumberingAfterBreak="0">
     <w:nsid w:val="43CE059F"/>
     <w:multiLevelType w:val="multilevel"/>
     <w:tmpl w:val="CBB22550"/>
@@ -8019,7 +9254,7 @@
       </w:rPr>
     </w:lvl>
   </w:abstractNum>
-  <w:abstractNum w:abstractNumId="36" w15:restartNumberingAfterBreak="0">
+  <w:abstractNum w:abstractNumId="43" w15:restartNumberingAfterBreak="0">
     <w:nsid w:val="49532C25"/>
     <w:multiLevelType w:val="hybridMultilevel"/>
     <w:tmpl w:val="A3D236B4"/>
@@ -8132,7 +9367,7 @@
       </w:rPr>
     </w:lvl>
   </w:abstractNum>
-  <w:abstractNum w:abstractNumId="37" w15:restartNumberingAfterBreak="0">
+  <w:abstractNum w:abstractNumId="44" w15:restartNumberingAfterBreak="0">
     <w:nsid w:val="4CE24DFE"/>
     <w:multiLevelType w:val="hybridMultilevel"/>
     <w:tmpl w:val="A260E6EE"/>
@@ -8245,7 +9480,120 @@
       </w:rPr>
     </w:lvl>
   </w:abstractNum>
-  <w:abstractNum w:abstractNumId="38" w15:restartNumberingAfterBreak="0">
+  <w:abstractNum w:abstractNumId="45" w15:restartNumberingAfterBreak="0">
+    <w:nsid w:val="512E1B60"/>
+    <w:multiLevelType w:val="hybridMultilevel"/>
+    <w:tmpl w:val="E5069996"/>
+    <w:lvl w:ilvl="0" w:tplc="40090005">
+      <w:start w:val="1"/>
+      <w:numFmt w:val="bullet"/>
+      <w:lvlText w:val=""/>
+      <w:lvlJc w:val="left"/>
+      <w:pPr>
+        <w:ind w:left="1080" w:hanging="360"/>
+      </w:pPr>
+      <w:rPr>
+        <w:rFonts w:ascii="Wingdings" w:hAnsi="Wingdings" w:hint="default"/>
+      </w:rPr>
+    </w:lvl>
+    <w:lvl w:ilvl="1" w:tplc="40090003" w:tentative="1">
+      <w:start w:val="1"/>
+      <w:numFmt w:val="bullet"/>
+      <w:lvlText w:val="o"/>
+      <w:lvlJc w:val="left"/>
+      <w:pPr>
+        <w:ind w:left="1800" w:hanging="360"/>
+      </w:pPr>
+      <w:rPr>
+        <w:rFonts w:ascii="Courier New" w:hAnsi="Courier New" w:cs="Courier New" w:hint="default"/>
+      </w:rPr>
+    </w:lvl>
+    <w:lvl w:ilvl="2" w:tplc="40090005" w:tentative="1">
+      <w:start w:val="1"/>
+      <w:numFmt w:val="bullet"/>
+      <w:lvlText w:val=""/>
+      <w:lvlJc w:val="left"/>
+      <w:pPr>
+        <w:ind w:left="2520" w:hanging="360"/>
+      </w:pPr>
+      <w:rPr>
+        <w:rFonts w:ascii="Wingdings" w:hAnsi="Wingdings" w:hint="default"/>
+      </w:rPr>
+    </w:lvl>
+    <w:lvl w:ilvl="3" w:tplc="40090001" w:tentative="1">
+      <w:start w:val="1"/>
+      <w:numFmt w:val="bullet"/>
+      <w:lvlText w:val=""/>
+      <w:lvlJc w:val="left"/>
+      <w:pPr>
+        <w:ind w:left="3240" w:hanging="360"/>
+      </w:pPr>
+      <w:rPr>
+        <w:rFonts w:ascii="Symbol" w:hAnsi="Symbol" w:hint="default"/>
+      </w:rPr>
+    </w:lvl>
+    <w:lvl w:ilvl="4" w:tplc="40090003" w:tentative="1">
+      <w:start w:val="1"/>
+      <w:numFmt w:val="bullet"/>
+      <w:lvlText w:val="o"/>
+      <w:lvlJc w:val="left"/>
+      <w:pPr>
+        <w:ind w:left="3960" w:hanging="360"/>
+      </w:pPr>
+      <w:rPr>
+        <w:rFonts w:ascii="Courier New" w:hAnsi="Courier New" w:cs="Courier New" w:hint="default"/>
+      </w:rPr>
+    </w:lvl>
+    <w:lvl w:ilvl="5" w:tplc="40090005" w:tentative="1">
+      <w:start w:val="1"/>
+      <w:numFmt w:val="bullet"/>
+      <w:lvlText w:val=""/>
+      <w:lvlJc w:val="left"/>
+      <w:pPr>
+        <w:ind w:left="4680" w:hanging="360"/>
+      </w:pPr>
+      <w:rPr>
+        <w:rFonts w:ascii="Wingdings" w:hAnsi="Wingdings" w:hint="default"/>
+      </w:rPr>
+    </w:lvl>
+    <w:lvl w:ilvl="6" w:tplc="40090001" w:tentative="1">
+      <w:start w:val="1"/>
+      <w:numFmt w:val="bullet"/>
+      <w:lvlText w:val=""/>
+      <w:lvlJc w:val="left"/>
+      <w:pPr>
+        <w:ind w:left="5400" w:hanging="360"/>
+      </w:pPr>
+      <w:rPr>
+        <w:rFonts w:ascii="Symbol" w:hAnsi="Symbol" w:hint="default"/>
+      </w:rPr>
+    </w:lvl>
+    <w:lvl w:ilvl="7" w:tplc="40090003" w:tentative="1">
+      <w:start w:val="1"/>
+      <w:numFmt w:val="bullet"/>
+      <w:lvlText w:val="o"/>
+      <w:lvlJc w:val="left"/>
+      <w:pPr>
+        <w:ind w:left="6120" w:hanging="360"/>
+      </w:pPr>
+      <w:rPr>
+        <w:rFonts w:ascii="Courier New" w:hAnsi="Courier New" w:cs="Courier New" w:hint="default"/>
+      </w:rPr>
+    </w:lvl>
+    <w:lvl w:ilvl="8" w:tplc="40090005" w:tentative="1">
+      <w:start w:val="1"/>
+      <w:numFmt w:val="bullet"/>
+      <w:lvlText w:val=""/>
+      <w:lvlJc w:val="left"/>
+      <w:pPr>
+        <w:ind w:left="6840" w:hanging="360"/>
+      </w:pPr>
+      <w:rPr>
+        <w:rFonts w:ascii="Wingdings" w:hAnsi="Wingdings" w:hint="default"/>
+      </w:rPr>
+    </w:lvl>
+  </w:abstractNum>
+  <w:abstractNum w:abstractNumId="46" w15:restartNumberingAfterBreak="0">
     <w:nsid w:val="524F63EE"/>
     <w:multiLevelType w:val="hybridMultilevel"/>
     <w:tmpl w:val="FCF6F08C"/>
@@ -8358,7 +9706,7 @@
       </w:rPr>
     </w:lvl>
   </w:abstractNum>
-  <w:abstractNum w:abstractNumId="39" w15:restartNumberingAfterBreak="0">
+  <w:abstractNum w:abstractNumId="47" w15:restartNumberingAfterBreak="0">
     <w:nsid w:val="53CF7AA8"/>
     <w:multiLevelType w:val="hybridMultilevel"/>
     <w:tmpl w:val="8C0E7AC4"/>
@@ -8471,7 +9819,7 @@
       </w:rPr>
     </w:lvl>
   </w:abstractNum>
-  <w:abstractNum w:abstractNumId="40" w15:restartNumberingAfterBreak="0">
+  <w:abstractNum w:abstractNumId="48" w15:restartNumberingAfterBreak="0">
     <w:nsid w:val="599B5CE0"/>
     <w:multiLevelType w:val="hybridMultilevel"/>
     <w:tmpl w:val="9DAC3CB2"/>
@@ -8584,7 +9932,7 @@
       </w:rPr>
     </w:lvl>
   </w:abstractNum>
-  <w:abstractNum w:abstractNumId="41" w15:restartNumberingAfterBreak="0">
+  <w:abstractNum w:abstractNumId="49" w15:restartNumberingAfterBreak="0">
     <w:nsid w:val="5BB862C8"/>
     <w:multiLevelType w:val="hybridMultilevel"/>
     <w:tmpl w:val="9C02AA0A"/>
@@ -8697,7 +10045,7 @@
       </w:rPr>
     </w:lvl>
   </w:abstractNum>
-  <w:abstractNum w:abstractNumId="42" w15:restartNumberingAfterBreak="0">
+  <w:abstractNum w:abstractNumId="50" w15:restartNumberingAfterBreak="0">
     <w:nsid w:val="5C987632"/>
     <w:multiLevelType w:val="hybridMultilevel"/>
     <w:tmpl w:val="7BA4DB7E"/>
@@ -8810,7 +10158,7 @@
       </w:rPr>
     </w:lvl>
   </w:abstractNum>
-  <w:abstractNum w:abstractNumId="43" w15:restartNumberingAfterBreak="0">
+  <w:abstractNum w:abstractNumId="51" w15:restartNumberingAfterBreak="0">
     <w:nsid w:val="5CF15BB5"/>
     <w:multiLevelType w:val="multilevel"/>
     <w:tmpl w:val="3E303510"/>
@@ -8928,10 +10276,10 @@
       </w:pPr>
     </w:lvl>
   </w:abstractNum>
-  <w:abstractNum w:abstractNumId="44" w15:restartNumberingAfterBreak="0">
+  <w:abstractNum w:abstractNumId="52" w15:restartNumberingAfterBreak="0">
     <w:nsid w:val="60073FBC"/>
     <w:multiLevelType w:val="hybridMultilevel"/>
-    <w:tmpl w:val="069E5226"/>
+    <w:tmpl w:val="F7E2474E"/>
     <w:lvl w:ilvl="0" w:tplc="4009000B">
       <w:start w:val="1"/>
       <w:numFmt w:val="bullet"/>
@@ -9017,7 +10365,120 @@
       </w:pPr>
     </w:lvl>
   </w:abstractNum>
-  <w:abstractNum w:abstractNumId="45" w15:restartNumberingAfterBreak="0">
+  <w:abstractNum w:abstractNumId="53" w15:restartNumberingAfterBreak="0">
+    <w:nsid w:val="602818B8"/>
+    <w:multiLevelType w:val="hybridMultilevel"/>
+    <w:tmpl w:val="E58AA510"/>
+    <w:lvl w:ilvl="0" w:tplc="40090005">
+      <w:start w:val="1"/>
+      <w:numFmt w:val="bullet"/>
+      <w:lvlText w:val=""/>
+      <w:lvlJc w:val="left"/>
+      <w:pPr>
+        <w:ind w:left="1080" w:hanging="360"/>
+      </w:pPr>
+      <w:rPr>
+        <w:rFonts w:ascii="Wingdings" w:hAnsi="Wingdings" w:hint="default"/>
+      </w:rPr>
+    </w:lvl>
+    <w:lvl w:ilvl="1" w:tplc="40090003" w:tentative="1">
+      <w:start w:val="1"/>
+      <w:numFmt w:val="bullet"/>
+      <w:lvlText w:val="o"/>
+      <w:lvlJc w:val="left"/>
+      <w:pPr>
+        <w:ind w:left="1800" w:hanging="360"/>
+      </w:pPr>
+      <w:rPr>
+        <w:rFonts w:ascii="Courier New" w:hAnsi="Courier New" w:cs="Courier New" w:hint="default"/>
+      </w:rPr>
+    </w:lvl>
+    <w:lvl w:ilvl="2" w:tplc="40090005" w:tentative="1">
+      <w:start w:val="1"/>
+      <w:numFmt w:val="bullet"/>
+      <w:lvlText w:val=""/>
+      <w:lvlJc w:val="left"/>
+      <w:pPr>
+        <w:ind w:left="2520" w:hanging="360"/>
+      </w:pPr>
+      <w:rPr>
+        <w:rFonts w:ascii="Wingdings" w:hAnsi="Wingdings" w:hint="default"/>
+      </w:rPr>
+    </w:lvl>
+    <w:lvl w:ilvl="3" w:tplc="40090001" w:tentative="1">
+      <w:start w:val="1"/>
+      <w:numFmt w:val="bullet"/>
+      <w:lvlText w:val=""/>
+      <w:lvlJc w:val="left"/>
+      <w:pPr>
+        <w:ind w:left="3240" w:hanging="360"/>
+      </w:pPr>
+      <w:rPr>
+        <w:rFonts w:ascii="Symbol" w:hAnsi="Symbol" w:hint="default"/>
+      </w:rPr>
+    </w:lvl>
+    <w:lvl w:ilvl="4" w:tplc="40090003" w:tentative="1">
+      <w:start w:val="1"/>
+      <w:numFmt w:val="bullet"/>
+      <w:lvlText w:val="o"/>
+      <w:lvlJc w:val="left"/>
+      <w:pPr>
+        <w:ind w:left="3960" w:hanging="360"/>
+      </w:pPr>
+      <w:rPr>
+        <w:rFonts w:ascii="Courier New" w:hAnsi="Courier New" w:cs="Courier New" w:hint="default"/>
+      </w:rPr>
+    </w:lvl>
+    <w:lvl w:ilvl="5" w:tplc="40090005" w:tentative="1">
+      <w:start w:val="1"/>
+      <w:numFmt w:val="bullet"/>
+      <w:lvlText w:val=""/>
+      <w:lvlJc w:val="left"/>
+      <w:pPr>
+        <w:ind w:left="4680" w:hanging="360"/>
+      </w:pPr>
+      <w:rPr>
+        <w:rFonts w:ascii="Wingdings" w:hAnsi="Wingdings" w:hint="default"/>
+      </w:rPr>
+    </w:lvl>
+    <w:lvl w:ilvl="6" w:tplc="40090001" w:tentative="1">
+      <w:start w:val="1"/>
+      <w:numFmt w:val="bullet"/>
+      <w:lvlText w:val=""/>
+      <w:lvlJc w:val="left"/>
+      <w:pPr>
+        <w:ind w:left="5400" w:hanging="360"/>
+      </w:pPr>
+      <w:rPr>
+        <w:rFonts w:ascii="Symbol" w:hAnsi="Symbol" w:hint="default"/>
+      </w:rPr>
+    </w:lvl>
+    <w:lvl w:ilvl="7" w:tplc="40090003" w:tentative="1">
+      <w:start w:val="1"/>
+      <w:numFmt w:val="bullet"/>
+      <w:lvlText w:val="o"/>
+      <w:lvlJc w:val="left"/>
+      <w:pPr>
+        <w:ind w:left="6120" w:hanging="360"/>
+      </w:pPr>
+      <w:rPr>
+        <w:rFonts w:ascii="Courier New" w:hAnsi="Courier New" w:cs="Courier New" w:hint="default"/>
+      </w:rPr>
+    </w:lvl>
+    <w:lvl w:ilvl="8" w:tplc="40090005" w:tentative="1">
+      <w:start w:val="1"/>
+      <w:numFmt w:val="bullet"/>
+      <w:lvlText w:val=""/>
+      <w:lvlJc w:val="left"/>
+      <w:pPr>
+        <w:ind w:left="6840" w:hanging="360"/>
+      </w:pPr>
+      <w:rPr>
+        <w:rFonts w:ascii="Wingdings" w:hAnsi="Wingdings" w:hint="default"/>
+      </w:rPr>
+    </w:lvl>
+  </w:abstractNum>
+  <w:abstractNum w:abstractNumId="54" w15:restartNumberingAfterBreak="0">
     <w:nsid w:val="6178095D"/>
     <w:multiLevelType w:val="hybridMultilevel"/>
     <w:tmpl w:val="067ACCE4"/>
@@ -9130,7 +10591,7 @@
       </w:rPr>
     </w:lvl>
   </w:abstractNum>
-  <w:abstractNum w:abstractNumId="46" w15:restartNumberingAfterBreak="0">
+  <w:abstractNum w:abstractNumId="55" w15:restartNumberingAfterBreak="0">
     <w:nsid w:val="61B82150"/>
     <w:multiLevelType w:val="hybridMultilevel"/>
     <w:tmpl w:val="7250D8A6"/>
@@ -9243,7 +10704,7 @@
       </w:rPr>
     </w:lvl>
   </w:abstractNum>
-  <w:abstractNum w:abstractNumId="47" w15:restartNumberingAfterBreak="0">
+  <w:abstractNum w:abstractNumId="56" w15:restartNumberingAfterBreak="0">
     <w:nsid w:val="620C2E32"/>
     <w:multiLevelType w:val="hybridMultilevel"/>
     <w:tmpl w:val="E95AB8FA"/>
@@ -9356,7 +10817,7 @@
       </w:rPr>
     </w:lvl>
   </w:abstractNum>
-  <w:abstractNum w:abstractNumId="48" w15:restartNumberingAfterBreak="0">
+  <w:abstractNum w:abstractNumId="57" w15:restartNumberingAfterBreak="0">
     <w:nsid w:val="628852CF"/>
     <w:multiLevelType w:val="hybridMultilevel"/>
     <w:tmpl w:val="36304B8E"/>
@@ -9469,7 +10930,7 @@
       </w:rPr>
     </w:lvl>
   </w:abstractNum>
-  <w:abstractNum w:abstractNumId="49" w15:restartNumberingAfterBreak="0">
+  <w:abstractNum w:abstractNumId="58" w15:restartNumberingAfterBreak="0">
     <w:nsid w:val="64124636"/>
     <w:multiLevelType w:val="multilevel"/>
     <w:tmpl w:val="8436AD4C"/>
@@ -9618,7 +11079,7 @@
       </w:rPr>
     </w:lvl>
   </w:abstractNum>
-  <w:abstractNum w:abstractNumId="50" w15:restartNumberingAfterBreak="0">
+  <w:abstractNum w:abstractNumId="59" w15:restartNumberingAfterBreak="0">
     <w:nsid w:val="64ED20BE"/>
     <w:multiLevelType w:val="hybridMultilevel"/>
     <w:tmpl w:val="C330A7D4"/>
@@ -9731,7 +11192,7 @@
       </w:rPr>
     </w:lvl>
   </w:abstractNum>
-  <w:abstractNum w:abstractNumId="51" w15:restartNumberingAfterBreak="0">
+  <w:abstractNum w:abstractNumId="60" w15:restartNumberingAfterBreak="0">
     <w:nsid w:val="659D78F9"/>
     <w:multiLevelType w:val="hybridMultilevel"/>
     <w:tmpl w:val="792E3F12"/>
@@ -9844,10 +11305,10 @@
       </w:rPr>
     </w:lvl>
   </w:abstractNum>
-  <w:abstractNum w:abstractNumId="52" w15:restartNumberingAfterBreak="0">
+  <w:abstractNum w:abstractNumId="61" w15:restartNumberingAfterBreak="0">
     <w:nsid w:val="66DB2CE9"/>
     <w:multiLevelType w:val="hybridMultilevel"/>
-    <w:tmpl w:val="38404E2A"/>
+    <w:tmpl w:val="63982874"/>
     <w:lvl w:ilvl="0" w:tplc="40090005">
       <w:start w:val="1"/>
       <w:numFmt w:val="bullet"/>
@@ -9860,7 +11321,7 @@
         <w:rFonts w:ascii="Wingdings" w:hAnsi="Wingdings" w:hint="default"/>
       </w:rPr>
     </w:lvl>
-    <w:lvl w:ilvl="1" w:tplc="40090003" w:tentative="1">
+    <w:lvl w:ilvl="1" w:tplc="40090003">
       <w:start w:val="1"/>
       <w:numFmt w:val="bullet"/>
       <w:lvlText w:val="o"/>
@@ -9957,7 +11418,7 @@
       </w:rPr>
     </w:lvl>
   </w:abstractNum>
-  <w:abstractNum w:abstractNumId="53" w15:restartNumberingAfterBreak="0">
+  <w:abstractNum w:abstractNumId="62" w15:restartNumberingAfterBreak="0">
     <w:nsid w:val="6942486B"/>
     <w:multiLevelType w:val="hybridMultilevel"/>
     <w:tmpl w:val="B2CCEFA2"/>
@@ -10070,7 +11531,7 @@
       </w:rPr>
     </w:lvl>
   </w:abstractNum>
-  <w:abstractNum w:abstractNumId="54" w15:restartNumberingAfterBreak="0">
+  <w:abstractNum w:abstractNumId="63" w15:restartNumberingAfterBreak="0">
     <w:nsid w:val="69D85C90"/>
     <w:multiLevelType w:val="hybridMultilevel"/>
     <w:tmpl w:val="9550BDC0"/>
@@ -10183,7 +11644,7 @@
       </w:rPr>
     </w:lvl>
   </w:abstractNum>
-  <w:abstractNum w:abstractNumId="55" w15:restartNumberingAfterBreak="0">
+  <w:abstractNum w:abstractNumId="64" w15:restartNumberingAfterBreak="0">
     <w:nsid w:val="6A5E7816"/>
     <w:multiLevelType w:val="hybridMultilevel"/>
     <w:tmpl w:val="7ED2A380"/>
@@ -10297,7 +11758,7 @@
       </w:rPr>
     </w:lvl>
   </w:abstractNum>
-  <w:abstractNum w:abstractNumId="56" w15:restartNumberingAfterBreak="0">
+  <w:abstractNum w:abstractNumId="65" w15:restartNumberingAfterBreak="0">
     <w:nsid w:val="6AA223F0"/>
     <w:multiLevelType w:val="multilevel"/>
     <w:tmpl w:val="E8DCF6C6"/>
@@ -10446,7 +11907,7 @@
       </w:rPr>
     </w:lvl>
   </w:abstractNum>
-  <w:abstractNum w:abstractNumId="57" w15:restartNumberingAfterBreak="0">
+  <w:abstractNum w:abstractNumId="66" w15:restartNumberingAfterBreak="0">
     <w:nsid w:val="6ED53622"/>
     <w:multiLevelType w:val="hybridMultilevel"/>
     <w:tmpl w:val="F9F0EF04"/>
@@ -10559,7 +12020,7 @@
       </w:rPr>
     </w:lvl>
   </w:abstractNum>
-  <w:abstractNum w:abstractNumId="58" w15:restartNumberingAfterBreak="0">
+  <w:abstractNum w:abstractNumId="67" w15:restartNumberingAfterBreak="0">
     <w:nsid w:val="711D3C1C"/>
     <w:multiLevelType w:val="hybridMultilevel"/>
     <w:tmpl w:val="9A3A0DE4"/>
@@ -10672,7 +12133,7 @@
       </w:rPr>
     </w:lvl>
   </w:abstractNum>
-  <w:abstractNum w:abstractNumId="59" w15:restartNumberingAfterBreak="0">
+  <w:abstractNum w:abstractNumId="68" w15:restartNumberingAfterBreak="0">
     <w:nsid w:val="77623184"/>
     <w:multiLevelType w:val="hybridMultilevel"/>
     <w:tmpl w:val="C172D944"/>
@@ -10785,7 +12246,7 @@
       </w:rPr>
     </w:lvl>
   </w:abstractNum>
-  <w:abstractNum w:abstractNumId="60" w15:restartNumberingAfterBreak="0">
+  <w:abstractNum w:abstractNumId="69" w15:restartNumberingAfterBreak="0">
     <w:nsid w:val="79480EAE"/>
     <w:multiLevelType w:val="hybridMultilevel"/>
     <w:tmpl w:val="95741B38"/>
@@ -10898,7 +12359,7 @@
       </w:rPr>
     </w:lvl>
   </w:abstractNum>
-  <w:abstractNum w:abstractNumId="61" w15:restartNumberingAfterBreak="0">
+  <w:abstractNum w:abstractNumId="70" w15:restartNumberingAfterBreak="0">
     <w:nsid w:val="7CE111DF"/>
     <w:multiLevelType w:val="hybridMultilevel"/>
     <w:tmpl w:val="A8A2EE2E"/>
@@ -10988,190 +12449,217 @@
     </w:lvl>
   </w:abstractNum>
   <w:num w:numId="1" w16cid:durableId="1420520416">
+    <w:abstractNumId w:val="37"/>
+  </w:num>
+  <w:num w:numId="2" w16cid:durableId="656424062">
+    <w:abstractNumId w:val="63"/>
+  </w:num>
+  <w:num w:numId="3" w16cid:durableId="274335741">
+    <w:abstractNumId w:val="15"/>
+  </w:num>
+  <w:num w:numId="4" w16cid:durableId="1979527963">
+    <w:abstractNumId w:val="48"/>
+  </w:num>
+  <w:num w:numId="5" w16cid:durableId="751051982">
+    <w:abstractNumId w:val="29"/>
+  </w:num>
+  <w:num w:numId="6" w16cid:durableId="971472824">
+    <w:abstractNumId w:val="1"/>
+  </w:num>
+  <w:num w:numId="7" w16cid:durableId="625310196">
+    <w:abstractNumId w:val="33"/>
+  </w:num>
+  <w:num w:numId="8" w16cid:durableId="2084448125">
+    <w:abstractNumId w:val="38"/>
+  </w:num>
+  <w:num w:numId="9" w16cid:durableId="1493522440">
+    <w:abstractNumId w:val="11"/>
+  </w:num>
+  <w:num w:numId="10" w16cid:durableId="1348826467">
+    <w:abstractNumId w:val="65"/>
+  </w:num>
+  <w:num w:numId="11" w16cid:durableId="209221912">
+    <w:abstractNumId w:val="56"/>
+  </w:num>
+  <w:num w:numId="12" w16cid:durableId="1929777275">
+    <w:abstractNumId w:val="67"/>
+  </w:num>
+  <w:num w:numId="13" w16cid:durableId="1475684291">
+    <w:abstractNumId w:val="58"/>
+  </w:num>
+  <w:num w:numId="14" w16cid:durableId="1527325641">
+    <w:abstractNumId w:val="54"/>
+  </w:num>
+  <w:num w:numId="15" w16cid:durableId="1188984358">
+    <w:abstractNumId w:val="22"/>
+  </w:num>
+  <w:num w:numId="16" w16cid:durableId="1833060749">
+    <w:abstractNumId w:val="57"/>
+  </w:num>
+  <w:num w:numId="17" w16cid:durableId="526219235">
+    <w:abstractNumId w:val="32"/>
+  </w:num>
+  <w:num w:numId="18" w16cid:durableId="963929908">
+    <w:abstractNumId w:val="13"/>
+  </w:num>
+  <w:num w:numId="19" w16cid:durableId="41561363">
+    <w:abstractNumId w:val="41"/>
+  </w:num>
+  <w:num w:numId="20" w16cid:durableId="1201167308">
+    <w:abstractNumId w:val="49"/>
+  </w:num>
+  <w:num w:numId="21" w16cid:durableId="1232276569">
+    <w:abstractNumId w:val="12"/>
+  </w:num>
+  <w:num w:numId="22" w16cid:durableId="854422406">
+    <w:abstractNumId w:val="10"/>
+  </w:num>
+  <w:num w:numId="23" w16cid:durableId="2118284275">
+    <w:abstractNumId w:val="9"/>
+  </w:num>
+  <w:num w:numId="24" w16cid:durableId="2028478431">
+    <w:abstractNumId w:val="42"/>
+  </w:num>
+  <w:num w:numId="25" w16cid:durableId="1037588907">
+    <w:abstractNumId w:val="39"/>
+  </w:num>
+  <w:num w:numId="26" w16cid:durableId="1139953184">
+    <w:abstractNumId w:val="26"/>
+  </w:num>
+  <w:num w:numId="27" w16cid:durableId="674846671">
+    <w:abstractNumId w:val="61"/>
+  </w:num>
+  <w:num w:numId="28" w16cid:durableId="1013847523">
+    <w:abstractNumId w:val="43"/>
+  </w:num>
+  <w:num w:numId="29" w16cid:durableId="777605049">
+    <w:abstractNumId w:val="7"/>
+  </w:num>
+  <w:num w:numId="30" w16cid:durableId="1004282262">
+    <w:abstractNumId w:val="64"/>
+  </w:num>
+  <w:num w:numId="31" w16cid:durableId="1390298939">
+    <w:abstractNumId w:val="59"/>
+  </w:num>
+  <w:num w:numId="32" w16cid:durableId="385489431">
+    <w:abstractNumId w:val="51"/>
+  </w:num>
+  <w:num w:numId="33" w16cid:durableId="502013957">
+    <w:abstractNumId w:val="2"/>
+  </w:num>
+  <w:num w:numId="34" w16cid:durableId="876232807">
+    <w:abstractNumId w:val="68"/>
+  </w:num>
+  <w:num w:numId="35" w16cid:durableId="385688549">
+    <w:abstractNumId w:val="40"/>
+  </w:num>
+  <w:num w:numId="36" w16cid:durableId="1081683299">
+    <w:abstractNumId w:val="66"/>
+  </w:num>
+  <w:num w:numId="37" w16cid:durableId="18089390">
+    <w:abstractNumId w:val="23"/>
+  </w:num>
+  <w:num w:numId="38" w16cid:durableId="1241913212">
+    <w:abstractNumId w:val="25"/>
+  </w:num>
+  <w:num w:numId="39" w16cid:durableId="1311134606">
+    <w:abstractNumId w:val="27"/>
+  </w:num>
+  <w:num w:numId="40" w16cid:durableId="143394794">
+    <w:abstractNumId w:val="44"/>
+  </w:num>
+  <w:num w:numId="41" w16cid:durableId="1634018607">
+    <w:abstractNumId w:val="34"/>
+  </w:num>
+  <w:num w:numId="42" w16cid:durableId="2056393933">
+    <w:abstractNumId w:val="31"/>
+  </w:num>
+  <w:num w:numId="43" w16cid:durableId="1163474402">
+    <w:abstractNumId w:val="50"/>
+  </w:num>
+  <w:num w:numId="44" w16cid:durableId="1766267177">
+    <w:abstractNumId w:val="69"/>
+  </w:num>
+  <w:num w:numId="45" w16cid:durableId="2118524406">
+    <w:abstractNumId w:val="18"/>
+  </w:num>
+  <w:num w:numId="46" w16cid:durableId="719284306">
+    <w:abstractNumId w:val="47"/>
+  </w:num>
+  <w:num w:numId="47" w16cid:durableId="1707171566">
+    <w:abstractNumId w:val="21"/>
+  </w:num>
+  <w:num w:numId="48" w16cid:durableId="95951651">
+    <w:abstractNumId w:val="46"/>
+  </w:num>
+  <w:num w:numId="49" w16cid:durableId="1185945704">
+    <w:abstractNumId w:val="5"/>
+  </w:num>
+  <w:num w:numId="50" w16cid:durableId="2002150879">
+    <w:abstractNumId w:val="62"/>
+  </w:num>
+  <w:num w:numId="51" w16cid:durableId="1393961865">
+    <w:abstractNumId w:val="60"/>
+  </w:num>
+  <w:num w:numId="52" w16cid:durableId="1741558432">
+    <w:abstractNumId w:val="35"/>
+  </w:num>
+  <w:num w:numId="53" w16cid:durableId="763575550">
+    <w:abstractNumId w:val="8"/>
+  </w:num>
+  <w:num w:numId="54" w16cid:durableId="1781218232">
+    <w:abstractNumId w:val="28"/>
+  </w:num>
+  <w:num w:numId="55" w16cid:durableId="2033802918">
+    <w:abstractNumId w:val="55"/>
+  </w:num>
+  <w:num w:numId="56" w16cid:durableId="1220941590">
+    <w:abstractNumId w:val="70"/>
+  </w:num>
+  <w:num w:numId="57" w16cid:durableId="1746881249">
+    <w:abstractNumId w:val="36"/>
+  </w:num>
+  <w:num w:numId="58" w16cid:durableId="1311668011">
+    <w:abstractNumId w:val="52"/>
+  </w:num>
+  <w:num w:numId="59" w16cid:durableId="924875935">
+    <w:abstractNumId w:val="16"/>
+  </w:num>
+  <w:num w:numId="60" w16cid:durableId="379129746">
+    <w:abstractNumId w:val="6"/>
+  </w:num>
+  <w:num w:numId="61" w16cid:durableId="1030304254">
+    <w:abstractNumId w:val="24"/>
+  </w:num>
+  <w:num w:numId="62" w16cid:durableId="14113204">
+    <w:abstractNumId w:val="14"/>
+  </w:num>
+  <w:num w:numId="63" w16cid:durableId="1973292606">
+    <w:abstractNumId w:val="17"/>
+  </w:num>
+  <w:num w:numId="64" w16cid:durableId="1848400165">
+    <w:abstractNumId w:val="20"/>
+  </w:num>
+  <w:num w:numId="65" w16cid:durableId="492646284">
+    <w:abstractNumId w:val="45"/>
+  </w:num>
+  <w:num w:numId="66" w16cid:durableId="1224675764">
+    <w:abstractNumId w:val="53"/>
+  </w:num>
+  <w:num w:numId="67" w16cid:durableId="208687646">
     <w:abstractNumId w:val="30"/>
   </w:num>
-  <w:num w:numId="2" w16cid:durableId="656424062">
-    <w:abstractNumId w:val="54"/>
+  <w:num w:numId="68" w16cid:durableId="633799233">
+    <w:abstractNumId w:val="19"/>
   </w:num>
-  <w:num w:numId="3" w16cid:durableId="274335741">
-    <w:abstractNumId w:val="12"/>
-  </w:num>
-  <w:num w:numId="4" w16cid:durableId="1979527963">
-    <w:abstractNumId w:val="40"/>
-  </w:num>
-  <w:num w:numId="5" w16cid:durableId="751051982">
-    <w:abstractNumId w:val="23"/>
-  </w:num>
-  <w:num w:numId="6" w16cid:durableId="971472824">
-    <w:abstractNumId w:val="0"/>
-  </w:num>
-  <w:num w:numId="7" w16cid:durableId="625310196">
-    <w:abstractNumId w:val="26"/>
-  </w:num>
-  <w:num w:numId="8" w16cid:durableId="2084448125">
-    <w:abstractNumId w:val="31"/>
-  </w:num>
-  <w:num w:numId="9" w16cid:durableId="1493522440">
-    <w:abstractNumId w:val="8"/>
-  </w:num>
-  <w:num w:numId="10" w16cid:durableId="1348826467">
-    <w:abstractNumId w:val="56"/>
-  </w:num>
-  <w:num w:numId="11" w16cid:durableId="209221912">
-    <w:abstractNumId w:val="47"/>
-  </w:num>
-  <w:num w:numId="12" w16cid:durableId="1929777275">
-    <w:abstractNumId w:val="58"/>
-  </w:num>
-  <w:num w:numId="13" w16cid:durableId="1475684291">
-    <w:abstractNumId w:val="49"/>
-  </w:num>
-  <w:num w:numId="14" w16cid:durableId="1527325641">
-    <w:abstractNumId w:val="45"/>
-  </w:num>
-  <w:num w:numId="15" w16cid:durableId="1188984358">
-    <w:abstractNumId w:val="16"/>
-  </w:num>
-  <w:num w:numId="16" w16cid:durableId="1833060749">
-    <w:abstractNumId w:val="48"/>
-  </w:num>
-  <w:num w:numId="17" w16cid:durableId="526219235">
-    <w:abstractNumId w:val="25"/>
-  </w:num>
-  <w:num w:numId="18" w16cid:durableId="963929908">
-    <w:abstractNumId w:val="10"/>
-  </w:num>
-  <w:num w:numId="19" w16cid:durableId="41561363">
-    <w:abstractNumId w:val="34"/>
-  </w:num>
-  <w:num w:numId="20" w16cid:durableId="1201167308">
-    <w:abstractNumId w:val="41"/>
-  </w:num>
-  <w:num w:numId="21" w16cid:durableId="1232276569">
-    <w:abstractNumId w:val="9"/>
-  </w:num>
-  <w:num w:numId="22" w16cid:durableId="854422406">
-    <w:abstractNumId w:val="7"/>
-  </w:num>
-  <w:num w:numId="23" w16cid:durableId="2118284275">
-    <w:abstractNumId w:val="6"/>
-  </w:num>
-  <w:num w:numId="24" w16cid:durableId="2028478431">
-    <w:abstractNumId w:val="35"/>
-  </w:num>
-  <w:num w:numId="25" w16cid:durableId="1037588907">
-    <w:abstractNumId w:val="32"/>
-  </w:num>
-  <w:num w:numId="26" w16cid:durableId="1139953184">
-    <w:abstractNumId w:val="20"/>
-  </w:num>
-  <w:num w:numId="27" w16cid:durableId="674846671">
-    <w:abstractNumId w:val="52"/>
-  </w:num>
-  <w:num w:numId="28" w16cid:durableId="1013847523">
-    <w:abstractNumId w:val="36"/>
-  </w:num>
-  <w:num w:numId="29" w16cid:durableId="777605049">
+  <w:num w:numId="69" w16cid:durableId="995455532">
     <w:abstractNumId w:val="4"/>
   </w:num>
-  <w:num w:numId="30" w16cid:durableId="1004282262">
-    <w:abstractNumId w:val="55"/>
-  </w:num>
-  <w:num w:numId="31" w16cid:durableId="1390298939">
-    <w:abstractNumId w:val="50"/>
-  </w:num>
-  <w:num w:numId="32" w16cid:durableId="385489431">
-    <w:abstractNumId w:val="43"/>
-  </w:num>
-  <w:num w:numId="33" w16cid:durableId="502013957">
-    <w:abstractNumId w:val="1"/>
-  </w:num>
-  <w:num w:numId="34" w16cid:durableId="876232807">
-    <w:abstractNumId w:val="59"/>
-  </w:num>
-  <w:num w:numId="35" w16cid:durableId="385688549">
-    <w:abstractNumId w:val="33"/>
-  </w:num>
-  <w:num w:numId="36" w16cid:durableId="1081683299">
-    <w:abstractNumId w:val="57"/>
-  </w:num>
-  <w:num w:numId="37" w16cid:durableId="18089390">
-    <w:abstractNumId w:val="17"/>
-  </w:num>
-  <w:num w:numId="38" w16cid:durableId="1241913212">
-    <w:abstractNumId w:val="19"/>
-  </w:num>
-  <w:num w:numId="39" w16cid:durableId="1311134606">
-    <w:abstractNumId w:val="21"/>
-  </w:num>
-  <w:num w:numId="40" w16cid:durableId="143394794">
-    <w:abstractNumId w:val="37"/>
-  </w:num>
-  <w:num w:numId="41" w16cid:durableId="1634018607">
-    <w:abstractNumId w:val="27"/>
-  </w:num>
-  <w:num w:numId="42" w16cid:durableId="2056393933">
-    <w:abstractNumId w:val="24"/>
-  </w:num>
-  <w:num w:numId="43" w16cid:durableId="1163474402">
-    <w:abstractNumId w:val="42"/>
-  </w:num>
-  <w:num w:numId="44" w16cid:durableId="1766267177">
-    <w:abstractNumId w:val="60"/>
-  </w:num>
-  <w:num w:numId="45" w16cid:durableId="2118524406">
-    <w:abstractNumId w:val="14"/>
-  </w:num>
-  <w:num w:numId="46" w16cid:durableId="719284306">
-    <w:abstractNumId w:val="39"/>
-  </w:num>
-  <w:num w:numId="47" w16cid:durableId="1707171566">
-    <w:abstractNumId w:val="15"/>
-  </w:num>
-  <w:num w:numId="48" w16cid:durableId="95951651">
-    <w:abstractNumId w:val="38"/>
-  </w:num>
-  <w:num w:numId="49" w16cid:durableId="1185945704">
-    <w:abstractNumId w:val="2"/>
-  </w:num>
-  <w:num w:numId="50" w16cid:durableId="2002150879">
-    <w:abstractNumId w:val="53"/>
-  </w:num>
-  <w:num w:numId="51" w16cid:durableId="1393961865">
-    <w:abstractNumId w:val="51"/>
-  </w:num>
-  <w:num w:numId="52" w16cid:durableId="1741558432">
-    <w:abstractNumId w:val="28"/>
-  </w:num>
-  <w:num w:numId="53" w16cid:durableId="763575550">
-    <w:abstractNumId w:val="5"/>
-  </w:num>
-  <w:num w:numId="54" w16cid:durableId="1781218232">
-    <w:abstractNumId w:val="22"/>
-  </w:num>
-  <w:num w:numId="55" w16cid:durableId="2033802918">
-    <w:abstractNumId w:val="46"/>
-  </w:num>
-  <w:num w:numId="56" w16cid:durableId="1220941590">
-    <w:abstractNumId w:val="61"/>
-  </w:num>
-  <w:num w:numId="57" w16cid:durableId="1746881249">
-    <w:abstractNumId w:val="29"/>
-  </w:num>
-  <w:num w:numId="58" w16cid:durableId="1311668011">
-    <w:abstractNumId w:val="44"/>
-  </w:num>
-  <w:num w:numId="59" w16cid:durableId="924875935">
-    <w:abstractNumId w:val="13"/>
-  </w:num>
-  <w:num w:numId="60" w16cid:durableId="379129746">
+  <w:num w:numId="70" w16cid:durableId="115950821">
     <w:abstractNumId w:val="3"/>
   </w:num>
-  <w:num w:numId="61" w16cid:durableId="1030304254">
-    <w:abstractNumId w:val="18"/>
-  </w:num>
-  <w:num w:numId="62" w16cid:durableId="14113204">
-    <w:abstractNumId w:val="11"/>
+  <w:num w:numId="71" w16cid:durableId="794059607">
+    <w:abstractNumId w:val="0"/>
   </w:num>
 </w:numbering>
 </file>
@@ -12122,6 +13610,15 @@
       <w:bCs/>
     </w:rPr>
   </w:style>
+  <w:style w:type="paragraph" w:styleId="NoSpacing">
+    <w:name w:val="No Spacing"/>
+    <w:uiPriority w:val="1"/>
+    <w:qFormat/>
+    <w:rsid w:val="00FF040C"/>
+    <w:pPr>
+      <w:spacing w:after="0" w:line="240" w:lineRule="auto"/>
+    </w:pPr>
+  </w:style>
 </w:styles>
 </file>
 
